--- a/personalU/product/b.docx
+++ b/personalU/product/b.docx
@@ -309,7 +309,7 @@
         <w:rPr>
           <w:rtl w:val="0"/>
         </w:rPr>
-        <w:t xml:space="preserve">三、英語寫作與溝通實踐：從開源社群中學會的事</w:t>
+        <w:t xml:space="preserve">三、在開源的艱難險阻中學到的事</w:t>
       </w:r>
     </w:p>
     <w:p>

--- a/personalU/product/b.docx
+++ b/personalU/product/b.docx
@@ -4,1175 +4,411 @@
   <w:body>
     <w:p>
       <w:pPr>
-        <w:pStyle w:val="673"/>
+        <w:pStyle w:val="703"/>
         <w:pBdr/>
         <w:spacing/>
         <w:ind/>
         <w:rPr/>
       </w:pPr>
       <w:r/>
-      <w:bookmarkStart w:id="0" w:name="gitiqv7wcgc1"/>
-      <w:r/>
-      <w:bookmarkEnd w:id="0"/>
+      <w:bookmarkStart w:id="39" w:name="從-wiki-到-winning英文基礎的培養與成果"/>
       <w:r>
-        <w:rPr>
-          <w:rtl w:val="0"/>
-        </w:rPr>
         <w:t xml:space="preserve">從 Wiki 到 Winning：英文基礎的培養與成果</w:t>
       </w:r>
       <w:r/>
     </w:p>
     <w:p>
       <w:pPr>
-        <w:pStyle w:val="674"/>
+        <w:pStyle w:val="704"/>
         <w:pBdr/>
         <w:spacing/>
         <w:ind/>
         <w:rPr/>
       </w:pPr>
       <w:r/>
-      <w:bookmarkStart w:id="1" w:name="8i1lowizn8tc"/>
-      <w:r/>
-      <w:bookmarkEnd w:id="1"/>
+      <w:bookmarkStart w:id="20" w:name="課程連結"/>
       <w:r>
-        <w:rPr>
-          <w:rtl w:val="0"/>
-        </w:rPr>
         <w:t xml:space="preserve">課程連結</w:t>
       </w:r>
       <w:r/>
     </w:p>
     <w:p>
       <w:pPr>
-        <w:keepNext w:val="false"/>
-        <w:keepLines w:val="false"/>
-        <w:pageBreakBefore w:val="false"/>
-        <w:widowControl w:val="true"/>
-        <w:pBdr>
-          <w:top w:val="none" w:color="000000" w:sz="0" w:space="0"/>
-          <w:left w:val="none" w:color="000000" w:sz="0" w:space="0"/>
-          <w:bottom w:val="none" w:color="000000" w:sz="0" w:space="0"/>
-          <w:right w:val="none" w:color="000000" w:sz="0" w:space="0"/>
-          <w:between w:val="none" w:color="000000" w:sz="0" w:space="0"/>
-        </w:pBdr>
-        <w:shd w:val="clear" w:color="auto" w:fill="auto"/>
-        <w:spacing w:after="180" w:before="180" w:line="240" w:lineRule="auto"/>
-        <w:ind w:right="0" w:firstLine="0" w:left="0"/>
-        <w:jc w:val="left"/>
-        <w:rPr>
-          <w:rFonts w:ascii="Cambria" w:hAnsi="Cambria" w:eastAsia="Cambria" w:cs="Cambria"/>
-          <w:b w:val="0"/>
-          <w:bCs w:val="0"/>
-          <w:i w:val="0"/>
-          <w:iCs w:val="0"/>
-          <w:smallCaps w:val="0"/>
-          <w:strike w:val="0"/>
-          <w:color w:val="000000"/>
-          <w:sz w:val="24"/>
-          <w:szCs w:val="24"/>
-          <w:u w:val="none"/>
-          <w:shd w:val="clear" w:color="auto" w:fill="auto"/>
-          <w:vertAlign w:val="baseline"/>
-        </w:rPr>
+        <w:pStyle w:val="694"/>
+        <w:pBdr/>
+        <w:spacing/>
+        <w:ind/>
+        <w:rPr/>
       </w:pPr>
       <w:r>
-        <w:rPr>
-          <w:rFonts w:ascii="Cambria" w:hAnsi="Cambria" w:eastAsia="Cambria" w:cs="Cambria"/>
-          <w:b w:val="0"/>
-          <w:bCs w:val="0"/>
-          <w:i w:val="0"/>
-          <w:iCs w:val="0"/>
-          <w:smallCaps w:val="0"/>
-          <w:strike w:val="0"/>
-          <w:color w:val="000000"/>
-          <w:sz w:val="24"/>
-          <w:szCs w:val="24"/>
-          <w:u w:val="none"/>
-          <w:shd w:val="clear" w:color="auto" w:fill="auto"/>
-          <w:vertAlign w:val="baseline"/>
-          <w:rtl w:val="0"/>
-        </w:rPr>
         <w:t xml:space="preserve">這份報告整理了我在課外透過技術社群與日常使用累積的英語能力，以及如何與「英文閱讀與寫作」的課堂內容相互印證。</w:t>
       </w:r>
-      <w:r>
-        <w:rPr>
-          <w:rFonts w:ascii="Cambria" w:hAnsi="Cambria" w:eastAsia="Cambria" w:cs="Cambria"/>
-          <w:b w:val="0"/>
-          <w:bCs w:val="0"/>
-          <w:i w:val="0"/>
-          <w:iCs w:val="0"/>
-          <w:smallCaps w:val="0"/>
-          <w:strike w:val="0"/>
-          <w:color w:val="000000"/>
-          <w:sz w:val="24"/>
-          <w:szCs w:val="24"/>
-          <w:u w:val="none"/>
-          <w:shd w:val="clear" w:color="auto" w:fill="auto"/>
-          <w:vertAlign w:val="baseline"/>
-        </w:rPr>
-      </w:r>
+      <w:bookmarkEnd w:id="20"/>
+      <w:r/>
     </w:p>
     <w:p>
       <w:pPr>
-        <w:pStyle w:val="674"/>
+        <w:pStyle w:val="704"/>
         <w:pBdr/>
         <w:spacing/>
         <w:ind/>
         <w:rPr/>
       </w:pPr>
       <w:r/>
-      <w:bookmarkStart w:id="2" w:name="a936yga9zbqx"/>
-      <w:r/>
-      <w:bookmarkEnd w:id="2"/>
+      <w:bookmarkStart w:id="21" w:name="學習背景"/>
       <w:r>
-        <w:rPr>
-          <w:rtl w:val="0"/>
-        </w:rPr>
-        <w:t xml:space="preserve">一、學習背景與動機</w:t>
+        <w:t xml:space="preserve">學習背景</w:t>
       </w:r>
       <w:r/>
     </w:p>
     <w:p>
       <w:pPr>
-        <w:keepNext w:val="false"/>
-        <w:keepLines w:val="false"/>
-        <w:pageBreakBefore w:val="false"/>
-        <w:widowControl w:val="true"/>
-        <w:pBdr>
-          <w:top w:val="none" w:color="000000" w:sz="0" w:space="0"/>
-          <w:left w:val="none" w:color="000000" w:sz="0" w:space="0"/>
-          <w:bottom w:val="none" w:color="000000" w:sz="0" w:space="0"/>
-          <w:right w:val="none" w:color="000000" w:sz="0" w:space="0"/>
-          <w:between w:val="none" w:color="000000" w:sz="0" w:space="0"/>
-        </w:pBdr>
-        <w:shd w:val="clear" w:color="auto" w:fill="auto"/>
-        <w:spacing w:after="180" w:before="180" w:line="240" w:lineRule="auto"/>
-        <w:ind w:right="0" w:firstLine="0" w:left="0"/>
-        <w:jc w:val="left"/>
-        <w:rPr>
-          <w:rFonts w:ascii="Cambria" w:hAnsi="Cambria" w:eastAsia="Cambria" w:cs="Cambria"/>
-          <w:b w:val="0"/>
-          <w:bCs w:val="0"/>
-          <w:i w:val="0"/>
-          <w:iCs w:val="0"/>
-          <w:smallCaps w:val="0"/>
-          <w:strike w:val="0"/>
-          <w:color w:val="000000"/>
-          <w:sz w:val="24"/>
-          <w:szCs w:val="24"/>
-          <w:u w:val="none"/>
-          <w:shd w:val="clear" w:color="auto" w:fill="auto"/>
-          <w:vertAlign w:val="baseline"/>
-        </w:rPr>
+        <w:pStyle w:val="694"/>
+        <w:pBdr/>
+        <w:spacing/>
+        <w:ind/>
+        <w:rPr/>
       </w:pPr>
       <w:r>
-        <w:rPr>
-          <w:rFonts w:ascii="Cambria" w:hAnsi="Cambria" w:eastAsia="Cambria" w:cs="Cambria"/>
-          <w:b w:val="0"/>
-          <w:bCs w:val="0"/>
-          <w:i w:val="0"/>
-          <w:iCs w:val="0"/>
-          <w:smallCaps w:val="0"/>
-          <w:strike w:val="0"/>
-          <w:color w:val="000000"/>
-          <w:sz w:val="24"/>
-          <w:szCs w:val="24"/>
-          <w:u w:val="none"/>
-          <w:shd w:val="clear" w:color="auto" w:fill="auto"/>
-          <w:vertAlign w:val="baseline"/>
-          <w:rtl w:val="0"/>
-        </w:rPr>
-      </w:r>
-      <w:r>
-        <w:rPr>
-          <w:rFonts w:ascii="Cambria" w:hAnsi="Cambria" w:eastAsia="Cambria" w:cs="Cambria"/>
-          <w:b w:val="0"/>
-          <w:bCs w:val="0"/>
-          <w:i w:val="0"/>
-          <w:iCs w:val="0"/>
-          <w:smallCaps w:val="0"/>
-          <w:strike w:val="0"/>
-          <w:color w:val="000000"/>
-          <w:sz w:val="24"/>
-          <w:szCs w:val="24"/>
-          <w:u w:val="none"/>
-          <w:shd w:val="clear" w:color="auto" w:fill="auto"/>
-          <w:vertAlign w:val="baseline"/>
-          <w:rtl w:val="0"/>
-        </w:rPr>
         <w:t xml:space="preserve">我的英語能力並非來自刻意的考試準備，而是在技術學習與日常娛樂中自然累積的。從國二開始瀏覽 Reddit 論壇起，英文就成為我取得資訊的主要語言。從技術類內容、動漫討論，到 Twitter 上的各種社群互動，這種「不是在學英文，而是剛好都在用英文」的狀態，讓語言能力在不知不覺中持續成長。</w:t>
       </w:r>
-      <w:r>
-        <w:rPr>
-          <w:rFonts w:ascii="Cambria" w:hAnsi="Cambria" w:eastAsia="Cambria" w:cs="Cambria"/>
-          <w:b w:val="0"/>
-          <w:bCs w:val="0"/>
-          <w:i w:val="0"/>
-          <w:iCs w:val="0"/>
-          <w:smallCaps w:val="0"/>
-          <w:strike w:val="0"/>
-          <w:color w:val="000000"/>
-          <w:sz w:val="24"/>
-          <w:szCs w:val="24"/>
-          <w:u w:val="none"/>
-          <w:shd w:val="clear" w:color="auto" w:fill="auto"/>
-          <w:vertAlign w:val="baseline"/>
-          <w:rtl w:val="0"/>
-        </w:rPr>
-      </w:r>
-      <w:r>
-        <w:rPr>
-          <w:rFonts w:ascii="Cambria" w:hAnsi="Cambria" w:eastAsia="Cambria" w:cs="Cambria"/>
-          <w:b w:val="0"/>
-          <w:bCs w:val="0"/>
-          <w:i w:val="0"/>
-          <w:iCs w:val="0"/>
-          <w:smallCaps w:val="0"/>
-          <w:strike w:val="0"/>
-          <w:color w:val="000000"/>
-          <w:sz w:val="24"/>
-          <w:szCs w:val="24"/>
-          <w:u w:val="none"/>
-          <w:shd w:val="clear" w:color="auto" w:fill="auto"/>
-          <w:vertAlign w:val="baseline"/>
-        </w:rPr>
-      </w:r>
+      <w:bookmarkEnd w:id="21"/>
+      <w:r/>
     </w:p>
     <w:p>
       <w:pPr>
-        <w:pStyle w:val="674"/>
+        <w:pStyle w:val="704"/>
         <w:pBdr/>
         <w:spacing/>
         <w:ind/>
         <w:rPr/>
       </w:pPr>
       <w:r/>
-      <w:bookmarkStart w:id="3" w:name="6bdqb17m0bfl"/>
-      <w:r/>
-      <w:bookmarkEnd w:id="3"/>
+      <w:bookmarkStart w:id="22" w:name="技術場景中的英語沉浸"/>
       <w:r>
-        <w:rPr>
-          <w:rtl w:val="0"/>
-        </w:rPr>
-        <w:t xml:space="preserve">二、英語環境的多元接觸</w:t>
+        <w:t xml:space="preserve">技術場景中的英語沉浸</w:t>
       </w:r>
       <w:r/>
     </w:p>
     <w:p>
       <w:pPr>
-        <w:pStyle w:val="675"/>
+        <w:pStyle w:val="694"/>
         <w:pBdr/>
         <w:spacing/>
         <w:ind/>
         <w:rPr/>
       </w:pPr>
+      <w:r>
+        <w:t xml:space="preserve">在從零安裝 Arch Linux 的過程中，我必須逐字閱讀 Arch Wiki 的全英文安裝指南或是看英文教學影片。在讀不懂就裝不起來、沒有中文版可以退的壓力下，久了自然就習慣直接讀原文而不是等翻譯。</w:t>
+      </w:r>
+      <w:bookmarkEnd w:id="22"/>
       <w:r/>
-      <w:bookmarkStart w:id="4" w:name="7wtoo8wzwmqx"/>
+    </w:p>
+    <w:p>
+      <w:pPr>
+        <w:pStyle w:val="704"/>
+        <w:pBdr/>
+        <w:spacing/>
+        <w:ind/>
+        <w:rPr/>
+      </w:pPr>
       <w:r/>
-      <w:bookmarkEnd w:id="4"/>
+      <w:bookmarkStart w:id="23" w:name="日常生活中的英語輸入"/>
       <w:r>
-        <w:rPr>
-          <w:rtl w:val="0"/>
-        </w:rPr>
-        <w:t xml:space="preserve">技術場景</w:t>
+        <w:t xml:space="preserve">日常生活中的英語輸入</w:t>
       </w:r>
       <w:r/>
     </w:p>
     <w:p>
       <w:pPr>
-        <w:keepNext w:val="false"/>
-        <w:keepLines w:val="false"/>
-        <w:pageBreakBefore w:val="false"/>
-        <w:widowControl w:val="true"/>
-        <w:pBdr>
-          <w:top w:val="none" w:color="000000" w:sz="0" w:space="0"/>
-          <w:left w:val="none" w:color="000000" w:sz="0" w:space="0"/>
-          <w:bottom w:val="none" w:color="000000" w:sz="0" w:space="0"/>
-          <w:right w:val="none" w:color="000000" w:sz="0" w:space="0"/>
-          <w:between w:val="none" w:color="000000" w:sz="0" w:space="0"/>
-        </w:pBdr>
-        <w:shd w:val="clear" w:color="auto" w:fill="auto"/>
-        <w:spacing w:after="180" w:before="180" w:line="240" w:lineRule="auto"/>
-        <w:ind w:right="0" w:firstLine="0" w:left="0"/>
-        <w:jc w:val="left"/>
-        <w:rPr>
-          <w:rFonts w:ascii="Cambria" w:hAnsi="Cambria" w:eastAsia="Cambria" w:cs="Cambria"/>
-          <w:b w:val="0"/>
-          <w:bCs w:val="0"/>
-          <w:i w:val="0"/>
-          <w:iCs w:val="0"/>
-          <w:smallCaps w:val="0"/>
-          <w:strike w:val="0"/>
-          <w:color w:val="000000"/>
-          <w:sz w:val="24"/>
-          <w:szCs w:val="24"/>
-          <w:u w:val="none"/>
-          <w:shd w:val="clear" w:color="auto" w:fill="auto"/>
-          <w:vertAlign w:val="baseline"/>
-        </w:rPr>
+        <w:pStyle w:val="694"/>
+        <w:pBdr/>
+        <w:spacing/>
+        <w:ind/>
+        <w:rPr/>
       </w:pPr>
       <w:r>
-        <w:rPr>
-          <w:rFonts w:ascii="Cambria" w:hAnsi="Cambria" w:eastAsia="Cambria" w:cs="Cambria"/>
-          <w:b w:val="0"/>
-          <w:bCs w:val="0"/>
-          <w:i w:val="0"/>
-          <w:iCs w:val="0"/>
-          <w:smallCaps w:val="0"/>
-          <w:strike w:val="0"/>
-          <w:color w:val="000000"/>
-          <w:sz w:val="24"/>
-          <w:szCs w:val="24"/>
-          <w:u w:val="none"/>
-          <w:shd w:val="clear" w:color="auto" w:fill="auto"/>
-          <w:vertAlign w:val="baseline"/>
-          <w:rtl w:val="0"/>
-        </w:rPr>
-        <w:t xml:space="preserve">在從零安裝 Arch Linux 的過程中，我必須逐字閱讀 Arch Wiki 的全英文安裝指南或是看英文教學影片。在讀不懂就裝不起來，沒有中文版可以退路的壓力下，久了自然就習慣直接讀原文而不是等翻譯。</w:t>
+        <w:t xml:space="preserve">Reddit 是我國中以來每天都會瀏覽的論壇，從 r/jailbreak 的技術討論到動漫、遊戲相關的 subreddit 如 r/BocchiTheRock，大量英文閱讀就這樣混進了日常生活裡。Twitter 上追蹤的藝術家跟政治與國際新聞也是持續的英語輸入來源。這些看起來不算學習的行為，累積起來對詞彙量與語感的影響非常大。</w:t>
       </w:r>
-      <w:r>
-        <w:rPr>
-          <w:rFonts w:ascii="Cambria" w:hAnsi="Cambria" w:eastAsia="Cambria" w:cs="Cambria"/>
-          <w:b w:val="0"/>
-          <w:bCs w:val="0"/>
-          <w:i w:val="0"/>
-          <w:iCs w:val="0"/>
-          <w:smallCaps w:val="0"/>
-          <w:strike w:val="0"/>
-          <w:color w:val="000000"/>
-          <w:sz w:val="24"/>
-          <w:szCs w:val="24"/>
-          <w:u w:val="none"/>
-          <w:shd w:val="clear" w:color="auto" w:fill="auto"/>
-          <w:vertAlign w:val="baseline"/>
-        </w:rPr>
-      </w:r>
+      <w:bookmarkEnd w:id="23"/>
+      <w:r/>
     </w:p>
     <w:p>
       <w:pPr>
-        <w:pStyle w:val="675"/>
+        <w:pStyle w:val="704"/>
         <w:pBdr/>
         <w:spacing/>
         <w:ind/>
         <w:rPr/>
       </w:pPr>
       <w:r/>
-      <w:bookmarkStart w:id="5" w:name="5qfywinzfbq1"/>
-      <w:r/>
-      <w:bookmarkEnd w:id="5"/>
+      <w:bookmarkStart w:id="29" w:name="開源協作中學到的跨國溝通"/>
       <w:r>
-        <w:rPr>
-          <w:rtl w:val="0"/>
-        </w:rPr>
-        <w:t xml:space="preserve">日常場景</w:t>
+        <w:t xml:space="preserve">開源協作中學到的跨國溝通</w:t>
       </w:r>
       <w:r/>
     </w:p>
     <w:p>
       <w:pPr>
-        <w:keepNext w:val="false"/>
-        <w:keepLines w:val="false"/>
-        <w:pageBreakBefore w:val="false"/>
-        <w:widowControl w:val="true"/>
-        <w:pBdr>
-          <w:top w:val="none" w:color="000000" w:sz="0" w:space="0"/>
-          <w:left w:val="none" w:color="000000" w:sz="0" w:space="0"/>
-          <w:bottom w:val="none" w:color="000000" w:sz="0" w:space="0"/>
-          <w:right w:val="none" w:color="000000" w:sz="0" w:space="0"/>
-          <w:between w:val="none" w:color="000000" w:sz="0" w:space="0"/>
-        </w:pBdr>
-        <w:shd w:val="clear" w:color="auto" w:fill="auto"/>
-        <w:spacing w:after="180" w:before="180" w:line="240" w:lineRule="auto"/>
-        <w:ind w:right="0" w:firstLine="0" w:left="0"/>
-        <w:jc w:val="left"/>
-        <w:rPr>
-          <w:rFonts w:ascii="Cambria" w:hAnsi="Cambria" w:eastAsia="Cambria" w:cs="Cambria"/>
-          <w:b w:val="0"/>
-          <w:bCs w:val="0"/>
-          <w:i w:val="0"/>
-          <w:iCs w:val="0"/>
-          <w:smallCaps w:val="0"/>
-          <w:strike w:val="0"/>
-          <w:color w:val="000000"/>
-          <w:sz w:val="24"/>
-          <w:szCs w:val="24"/>
-          <w:u w:val="none"/>
-          <w:shd w:val="clear" w:color="auto" w:fill="auto"/>
-          <w:vertAlign w:val="baseline"/>
-        </w:rPr>
+        <w:pStyle w:val="694"/>
+        <w:pBdr/>
+        <w:spacing/>
+        <w:ind/>
+        <w:rPr/>
       </w:pPr>
       <w:r>
-        <w:rPr>
-          <w:rFonts w:ascii="Cambria" w:hAnsi="Cambria" w:eastAsia="Cambria" w:cs="Cambria"/>
-          <w:b w:val="0"/>
-          <w:bCs w:val="0"/>
-          <w:i w:val="0"/>
-          <w:iCs w:val="0"/>
-          <w:smallCaps w:val="0"/>
-          <w:strike w:val="0"/>
-          <w:color w:val="000000"/>
-          <w:sz w:val="24"/>
-          <w:szCs w:val="24"/>
-          <w:u w:val="none"/>
-          <w:shd w:val="clear" w:color="auto" w:fill="auto"/>
-          <w:vertAlign w:val="baseline"/>
-          <w:rtl w:val="0"/>
-        </w:rPr>
-        <w:t xml:space="preserve">Reddit 是我國中以來每天都會瀏覽的論壇，從 r/jailbreak 的技術討論到動漫相關的 subreddit 如 r/BocchiTheRock，大量英文閱讀就這樣混進了日常生活裡。Twitter 上追蹤的藝術家跟其他政治與國際新聞也是持續的英語輸入來源。這些看起來不算學習的行為，累積起來對詞彙量與語感的影響其實非常大。</w:t>
-      </w:r>
-      <w:r>
-        <w:rPr>
-          <w:rFonts w:ascii="Cambria" w:hAnsi="Cambria" w:eastAsia="Cambria" w:cs="Cambria"/>
-          <w:b w:val="0"/>
-          <w:bCs w:val="0"/>
-          <w:i w:val="0"/>
-          <w:iCs w:val="0"/>
-          <w:smallCaps w:val="0"/>
-          <w:strike w:val="0"/>
-          <w:color w:val="000000"/>
-          <w:sz w:val="24"/>
-          <w:szCs w:val="24"/>
-          <w:u w:val="none"/>
-          <w:shd w:val="clear" w:color="auto" w:fill="auto"/>
-          <w:vertAlign w:val="baseline"/>
-        </w:rPr>
-      </w:r>
-    </w:p>
-    <w:p>
-      <w:pPr>
-        <w:pStyle w:val="674"/>
-        <w:pBdr/>
-        <w:spacing/>
-        <w:ind/>
-        <w:rPr/>
-      </w:pPr>
-      <w:r/>
-      <w:bookmarkStart w:id="6" w:name="pqvscsy5b77b"/>
-      <w:r/>
-      <w:bookmarkEnd w:id="6"/>
-      <w:r>
-        <w:rPr>
-          <w:rtl w:val="0"/>
-        </w:rPr>
-        <w:t xml:space="preserve">三、在開源的艱難險阻中學到的事</w:t>
+        <w:t xml:space="preserve">我在 GitHub 上大約有 150 個 pull request 被合併，涵蓋英翻中翻譯、功能開發與各種 bug fixes。這些提交很多都必須用英文與來自不同國家的維護者溝通。</w:t>
       </w:r>
       <w:r/>
     </w:p>
     <w:p>
       <w:pPr>
-        <w:keepNext w:val="false"/>
-        <w:keepLines w:val="false"/>
-        <w:pageBreakBefore w:val="false"/>
-        <w:widowControl w:val="true"/>
-        <w:pBdr>
-          <w:top w:val="none" w:color="000000" w:sz="0" w:space="0"/>
-          <w:left w:val="none" w:color="000000" w:sz="0" w:space="0"/>
-          <w:bottom w:val="none" w:color="000000" w:sz="0" w:space="0"/>
-          <w:right w:val="none" w:color="000000" w:sz="0" w:space="0"/>
-          <w:between w:val="none" w:color="000000" w:sz="0" w:space="0"/>
-        </w:pBdr>
-        <w:shd w:val="clear" w:color="auto" w:fill="auto"/>
-        <w:spacing w:after="180" w:before="180" w:line="240" w:lineRule="auto"/>
-        <w:ind w:right="0" w:firstLine="0" w:left="0"/>
-        <w:jc w:val="left"/>
-        <w:rPr>
-          <w:rFonts w:ascii="Cambria" w:hAnsi="Cambria" w:eastAsia="Cambria" w:cs="Cambria"/>
-          <w:b w:val="0"/>
-          <w:bCs w:val="0"/>
-          <w:i w:val="0"/>
-          <w:iCs w:val="0"/>
-          <w:smallCaps w:val="0"/>
-          <w:strike w:val="0"/>
-          <w:color w:val="000000"/>
-          <w:sz w:val="24"/>
-          <w:szCs w:val="24"/>
-          <w:u w:val="none"/>
-          <w:shd w:val="clear" w:color="auto" w:fill="auto"/>
-          <w:vertAlign w:val="baseline"/>
-        </w:rPr>
-      </w:pPr>
+        <w:pStyle w:val="705"/>
+        <w:pBdr/>
+        <w:spacing/>
+        <w:ind/>
+        <w:rPr/>
+      </w:pPr>
+      <w:r/>
+      <w:bookmarkStart w:id="24" w:name="用-git-submodule-簡化重複流程"/>
       <w:r>
-        <w:rPr>
-          <w:rFonts w:ascii="Cambria" w:hAnsi="Cambria" w:eastAsia="Cambria" w:cs="Cambria"/>
-          <w:b w:val="0"/>
-          <w:bCs w:val="0"/>
-          <w:i w:val="0"/>
-          <w:iCs w:val="0"/>
-          <w:smallCaps w:val="0"/>
-          <w:strike w:val="0"/>
-          <w:color w:val="000000"/>
-          <w:sz w:val="24"/>
-          <w:szCs w:val="24"/>
-          <w:u w:val="none"/>
-          <w:shd w:val="clear" w:color="auto" w:fill="auto"/>
-          <w:vertAlign w:val="baseline"/>
-          <w:rtl w:val="0"/>
-        </w:rPr>
-      </w:r>
-      <w:r>
-        <w:rPr>
-          <w:rFonts w:ascii="Cambria" w:hAnsi="Cambria" w:eastAsia="Cambria" w:cs="Cambria"/>
-          <w:b w:val="0"/>
-          <w:bCs w:val="0"/>
-          <w:i w:val="0"/>
-          <w:iCs w:val="0"/>
-          <w:smallCaps w:val="0"/>
-          <w:strike w:val="0"/>
-          <w:color w:val="000000"/>
-          <w:sz w:val="24"/>
-          <w:szCs w:val="24"/>
-          <w:u w:val="none"/>
-          <w:shd w:val="clear" w:color="auto" w:fill="auto"/>
-          <w:vertAlign w:val="baseline"/>
-          <w:rtl w:val="0"/>
-        </w:rPr>
-        <w:t xml:space="preserve">我在 GitHub 上累計有 145 個 pull request 被合併，涵蓋英翻中翻譯、功能開發與林林總總的 bug fixes。而這些一次次提交很多都必須用英文與來自不同國家的維護者溝通。</w:t>
-      </w:r>
-      <w:r>
-        <w:rPr>
-          <w:rFonts w:ascii="Cambria" w:hAnsi="Cambria" w:eastAsia="Cambria" w:cs="Cambria"/>
-          <w:b w:val="0"/>
-          <w:bCs w:val="0"/>
-          <w:i w:val="0"/>
-          <w:iCs w:val="0"/>
-          <w:smallCaps w:val="0"/>
-          <w:strike w:val="0"/>
-          <w:color w:val="000000"/>
-          <w:sz w:val="24"/>
-          <w:szCs w:val="24"/>
-          <w:u w:val="none"/>
-          <w:shd w:val="clear" w:color="auto" w:fill="auto"/>
-          <w:vertAlign w:val="baseline"/>
-          <w:rtl w:val="0"/>
-        </w:rPr>
-      </w:r>
-      <w:r>
-        <w:rPr>
-          <w:rFonts w:ascii="Cambria" w:hAnsi="Cambria" w:eastAsia="Cambria" w:cs="Cambria"/>
-          <w:b w:val="0"/>
-          <w:bCs w:val="0"/>
-          <w:i w:val="0"/>
-          <w:iCs w:val="0"/>
-          <w:smallCaps w:val="0"/>
-          <w:strike w:val="0"/>
-          <w:color w:val="000000"/>
-          <w:sz w:val="24"/>
-          <w:szCs w:val="24"/>
-          <w:u w:val="none"/>
-          <w:shd w:val="clear" w:color="auto" w:fill="auto"/>
-          <w:vertAlign w:val="baseline"/>
-        </w:rPr>
-      </w:r>
-    </w:p>
-    <w:p>
-      <w:pPr>
-        <w:keepNext w:val="false"/>
-        <w:keepLines w:val="false"/>
-        <w:pageBreakBefore w:val="false"/>
-        <w:widowControl w:val="true"/>
-        <w:pBdr>
-          <w:top w:val="none" w:color="000000" w:sz="0" w:space="0"/>
-          <w:left w:val="none" w:color="000000" w:sz="0" w:space="0"/>
-          <w:bottom w:val="none" w:color="000000" w:sz="0" w:space="0"/>
-          <w:right w:val="none" w:color="000000" w:sz="0" w:space="0"/>
-          <w:between w:val="none" w:color="000000" w:sz="0" w:space="0"/>
-        </w:pBdr>
-        <w:shd w:val="clear" w:color="auto" w:fill="auto"/>
-        <w:spacing w:after="180" w:before="180" w:line="240" w:lineRule="auto"/>
-        <w:ind w:right="0" w:firstLine="0" w:left="0"/>
-        <w:jc w:val="left"/>
-        <w:rPr>
-          <w:rFonts w:ascii="Cambria" w:hAnsi="Cambria" w:eastAsia="Cambria" w:cs="Cambria"/>
-          <w:b w:val="0"/>
-          <w:bCs w:val="0"/>
-          <w:i w:val="0"/>
-          <w:iCs w:val="0"/>
-          <w:smallCaps w:val="0"/>
-          <w:strike w:val="0"/>
-          <w:color w:val="000000"/>
-          <w:sz w:val="24"/>
-          <w:szCs w:val="24"/>
-          <w:u w:val="none"/>
-          <w:shd w:val="clear" w:color="auto" w:fill="auto"/>
-          <w:vertAlign w:val="baseline"/>
-        </w:rPr>
-      </w:pPr>
-      <w:r>
-        <w:rPr>
-          <w:rFonts w:ascii="Cambria" w:hAnsi="Cambria" w:eastAsia="Cambria" w:cs="Cambria"/>
-          <w:b w:val="0"/>
-          <w:bCs w:val="0"/>
-          <w:i w:val="0"/>
-          <w:iCs w:val="0"/>
-          <w:smallCaps w:val="0"/>
-          <w:strike w:val="0"/>
-          <w:color w:val="000000"/>
-          <w:sz w:val="24"/>
-          <w:szCs w:val="24"/>
-          <w:u w:val="none"/>
-          <w:shd w:val="clear" w:color="auto" w:fill="auto"/>
-          <w:vertAlign w:val="baseline"/>
-          <w:rtl w:val="0"/>
-        </w:rPr>
-      </w:r>
-      <w:r>
-        <w:rPr>
-          <w:rFonts w:ascii="Cambria" w:hAnsi="Cambria" w:eastAsia="Cambria" w:cs="Cambria"/>
-          <w:b w:val="0"/>
-          <w:bCs w:val="0"/>
-          <w:i w:val="0"/>
-          <w:iCs w:val="0"/>
-          <w:smallCaps w:val="0"/>
-          <w:strike w:val="0"/>
-          <w:color w:val="000000"/>
-          <w:sz w:val="24"/>
-          <w:szCs w:val="24"/>
-          <w:u w:val="none"/>
-          <w:shd w:val="clear" w:color="auto" w:fill="auto"/>
-          <w:vertAlign w:val="baseline"/>
-          <w:rtl w:val="0"/>
-        </w:rPr>
-        <w:t xml:space="preserve">早期的我對開源協作的規範幾乎一無所知。一開始向輸入法專案提交 PR 時，我連 commit message 都打錯字，只能直接在討論串裡詢問該怎麼修正，最後是維護者手把手教了我 git commit --amend 的用法。差不多同一時期，我向一個 iOS 越獄插件專案提交了修正 shell 顏色輸出的 PR，卻沒有考慮到 sh 與 bash 對 echo -e 的行為差異，導致修正在 Debian 環境下反而產生錯誤。維護者合併後親自補上了相容寫法，而我則在後續討論中追查了 sh、bash、zsh 三種環境</w:t>
-      </w:r>
-      <w:r>
-        <w:rPr>
-          <w:rFonts w:ascii="Cambria" w:hAnsi="Cambria" w:eastAsia="Cambria" w:cs="Cambria"/>
-          <w:b w:val="0"/>
-          <w:bCs w:val="0"/>
-          <w:i w:val="0"/>
-          <w:iCs w:val="0"/>
-          <w:smallCaps w:val="0"/>
-          <w:strike w:val="0"/>
-          <w:color w:val="000000"/>
-          <w:sz w:val="24"/>
-          <w:szCs w:val="24"/>
-          <w:u w:val="none"/>
-          <w:shd w:val="clear" w:color="auto" w:fill="auto"/>
-          <w:vertAlign w:val="baseline"/>
-          <w:rtl w:val="0"/>
-        </w:rPr>
-        <w:t xml:space="preserve">的實際行為差異，這是我第一次意識到執著於「works on my machine」帶來的缺點。</w:t>
-      </w:r>
-      <w:r>
-        <w:rPr>
-          <w:rFonts w:ascii="Cambria" w:hAnsi="Cambria" w:eastAsia="Cambria" w:cs="Cambria"/>
-          <w:b w:val="0"/>
-          <w:bCs w:val="0"/>
-          <w:i w:val="0"/>
-          <w:iCs w:val="0"/>
-          <w:smallCaps w:val="0"/>
-          <w:strike w:val="0"/>
-          <w:color w:val="000000"/>
-          <w:sz w:val="24"/>
-          <w:szCs w:val="24"/>
-          <w:u w:val="none"/>
-          <w:shd w:val="clear" w:color="auto" w:fill="auto"/>
-          <w:vertAlign w:val="baseline"/>
-          <w:rtl w:val="0"/>
-        </w:rPr>
-      </w:r>
-      <w:r>
-        <w:rPr>
-          <w:rFonts w:ascii="Cambria" w:hAnsi="Cambria" w:eastAsia="Cambria" w:cs="Cambria"/>
-          <w:b w:val="0"/>
-          <w:bCs w:val="0"/>
-          <w:i w:val="0"/>
-          <w:iCs w:val="0"/>
-          <w:smallCaps w:val="0"/>
-          <w:strike w:val="0"/>
-          <w:color w:val="000000"/>
-          <w:sz w:val="24"/>
-          <w:szCs w:val="24"/>
-          <w:u w:val="none"/>
-          <w:shd w:val="clear" w:color="auto" w:fill="auto"/>
-          <w:vertAlign w:val="baseline"/>
-        </w:rPr>
-      </w:r>
-    </w:p>
-    <w:p>
-      <w:pPr>
-        <w:keepNext w:val="false"/>
-        <w:keepLines w:val="false"/>
-        <w:pageBreakBefore w:val="false"/>
-        <w:widowControl w:val="true"/>
-        <w:pBdr>
-          <w:top w:val="none" w:color="000000" w:sz="0" w:space="0"/>
-          <w:left w:val="none" w:color="000000" w:sz="0" w:space="0"/>
-          <w:bottom w:val="none" w:color="000000" w:sz="0" w:space="0"/>
-          <w:right w:val="none" w:color="000000" w:sz="0" w:space="0"/>
-          <w:between w:val="none" w:color="000000" w:sz="0" w:space="0"/>
-        </w:pBdr>
-        <w:shd w:val="clear" w:color="auto" w:fill="auto"/>
-        <w:spacing w:after="180" w:before="180" w:line="240" w:lineRule="auto"/>
-        <w:ind w:right="0" w:firstLine="0" w:left="0"/>
-        <w:jc w:val="left"/>
-        <w:rPr>
-          <w:rFonts w:ascii="Cambria" w:hAnsi="Cambria" w:eastAsia="Cambria" w:cs="Cambria"/>
-          <w:b w:val="0"/>
-          <w:bCs w:val="0"/>
-          <w:i w:val="0"/>
-          <w:iCs w:val="0"/>
-          <w:smallCaps w:val="0"/>
-          <w:strike w:val="0"/>
-          <w:color w:val="000000"/>
-          <w:sz w:val="24"/>
-          <w:szCs w:val="24"/>
-          <w:u w:val="none"/>
-          <w:shd w:val="clear" w:color="auto" w:fill="auto"/>
-          <w:vertAlign w:val="baseline"/>
-        </w:rPr>
-      </w:pPr>
-      <w:r>
-        <w:rPr>
-          <w:rFonts w:ascii="Cambria" w:hAnsi="Cambria" w:eastAsia="Cambria" w:cs="Cambria"/>
-          <w:b w:val="0"/>
-          <w:bCs w:val="0"/>
-          <w:i w:val="0"/>
-          <w:iCs w:val="0"/>
-          <w:smallCaps w:val="0"/>
-          <w:strike w:val="0"/>
-          <w:color w:val="000000"/>
-          <w:sz w:val="24"/>
-          <w:szCs w:val="24"/>
-          <w:u w:val="none"/>
-          <w:shd w:val="clear" w:color="auto" w:fill="auto"/>
-          <w:vertAlign w:val="baseline"/>
-          <w:rtl w:val="0"/>
-        </w:rPr>
-      </w:r>
-      <w:r>
-        <w:rPr>
-          <w:rFonts w:ascii="Cambria" w:hAnsi="Cambria" w:eastAsia="Cambria" w:cs="Cambria"/>
-          <w:b w:val="0"/>
-          <w:bCs w:val="0"/>
-          <w:i w:val="0"/>
-          <w:iCs w:val="0"/>
-          <w:smallCaps w:val="0"/>
-          <w:strike w:val="0"/>
-          <w:color w:val="000000"/>
-          <w:sz w:val="24"/>
-          <w:szCs w:val="24"/>
-          <w:u w:val="none"/>
-          <w:shd w:val="clear" w:color="auto" w:fill="auto"/>
-          <w:vertAlign w:val="baseline"/>
-          <w:rtl w:val="0"/>
-        </w:rPr>
-        <w:t xml:space="preserve">隨著貢獻次數增加，犯的錯誤也從技術層面轉向協作層面。一次為 Neovim 生態的圖示專案新增更多檔案類型圖示支援時，因為範圍太大且自行標記 review comment 為已解決，加上未遵守命名規範，被三位 reviewer 反覆要求修改。最後維護者在合併時給出了三條建議避免重蹈覆轍，這次經驗讓我徹底理解「atomic PR」與「尊重 reviewer 流程」的基本紀律。</w:t>
-      </w:r>
-      <w:r>
-        <w:rPr>
-          <w:rFonts w:ascii="Cambria" w:hAnsi="Cambria" w:eastAsia="Cambria" w:cs="Cambria"/>
-          <w:b w:val="0"/>
-          <w:bCs w:val="0"/>
-          <w:i w:val="0"/>
-          <w:iCs w:val="0"/>
-          <w:smallCaps w:val="0"/>
-          <w:strike w:val="0"/>
-          <w:color w:val="000000"/>
-          <w:sz w:val="24"/>
-          <w:szCs w:val="24"/>
-          <w:u w:val="none"/>
-          <w:shd w:val="clear" w:color="auto" w:fill="auto"/>
-          <w:vertAlign w:val="baseline"/>
-          <w:rtl w:val="0"/>
-        </w:rPr>
-      </w:r>
-      <w:r>
-        <w:rPr>
-          <w:rFonts w:ascii="Cambria" w:hAnsi="Cambria" w:eastAsia="Cambria" w:cs="Cambria"/>
-          <w:b w:val="0"/>
-          <w:bCs w:val="0"/>
-          <w:i w:val="0"/>
-          <w:iCs w:val="0"/>
-          <w:smallCaps w:val="0"/>
-          <w:strike w:val="0"/>
-          <w:color w:val="000000"/>
-          <w:sz w:val="24"/>
-          <w:szCs w:val="24"/>
-          <w:u w:val="none"/>
-          <w:shd w:val="clear" w:color="auto" w:fill="auto"/>
-          <w:vertAlign w:val="baseline"/>
-        </w:rPr>
-      </w:r>
-    </w:p>
-    <w:p>
-      <w:pPr>
-        <w:keepNext w:val="false"/>
-        <w:keepLines w:val="false"/>
-        <w:pageBreakBefore w:val="false"/>
-        <w:widowControl w:val="true"/>
-        <w:pBdr>
-          <w:top w:val="none" w:color="000000" w:sz="0" w:space="0"/>
-          <w:left w:val="none" w:color="000000" w:sz="0" w:space="0"/>
-          <w:bottom w:val="none" w:color="000000" w:sz="0" w:space="0"/>
-          <w:right w:val="none" w:color="000000" w:sz="0" w:space="0"/>
-          <w:between w:val="none" w:color="000000" w:sz="0" w:space="0"/>
-        </w:pBdr>
-        <w:shd w:val="clear" w:color="auto" w:fill="auto"/>
-        <w:spacing w:after="180" w:before="180" w:line="240" w:lineRule="auto"/>
-        <w:ind w:right="0" w:firstLine="0" w:left="0"/>
-        <w:jc w:val="left"/>
-        <w:rPr>
-          <w:rFonts w:ascii="Cambria" w:hAnsi="Cambria" w:eastAsia="Cambria" w:cs="Cambria"/>
-          <w:b w:val="0"/>
-          <w:bCs w:val="0"/>
-          <w:i w:val="0"/>
-          <w:iCs w:val="0"/>
-          <w:smallCaps w:val="0"/>
-          <w:strike w:val="0"/>
-          <w:color w:val="000000"/>
-          <w:sz w:val="24"/>
-          <w:szCs w:val="24"/>
-          <w:u w:val="none"/>
-          <w:shd w:val="clear" w:color="auto" w:fill="auto"/>
-          <w:vertAlign w:val="baseline"/>
-        </w:rPr>
-      </w:pPr>
-      <w:r>
-        <w:rPr>
-          <w:rFonts w:ascii="Cambria" w:hAnsi="Cambria" w:eastAsia="Cambria" w:cs="Cambria"/>
-          <w:b w:val="0"/>
-          <w:bCs w:val="0"/>
-          <w:i w:val="0"/>
-          <w:iCs w:val="0"/>
-          <w:smallCaps w:val="0"/>
-          <w:strike w:val="0"/>
-          <w:color w:val="000000"/>
-          <w:sz w:val="24"/>
-          <w:szCs w:val="24"/>
-          <w:u w:val="none"/>
-          <w:shd w:val="clear" w:color="auto" w:fill="auto"/>
-          <w:vertAlign w:val="baseline"/>
-          <w:rtl w:val="0"/>
-        </w:rPr>
-      </w:r>
-      <w:r>
-        <w:rPr>
-          <w:rFonts w:ascii="Cambria" w:hAnsi="Cambria" w:eastAsia="Cambria" w:cs="Cambria"/>
-          <w:b w:val="0"/>
-          <w:bCs w:val="0"/>
-          <w:i w:val="0"/>
-          <w:iCs w:val="0"/>
-          <w:smallCaps w:val="0"/>
-          <w:strike w:val="0"/>
-          <w:color w:val="000000"/>
-          <w:sz w:val="24"/>
-          <w:szCs w:val="24"/>
-          <w:u w:val="none"/>
-          <w:shd w:val="clear" w:color="auto" w:fill="auto"/>
-          <w:vertAlign w:val="baseline"/>
-          <w:rtl w:val="0"/>
-        </w:rPr>
-        <w:t xml:space="preserve">到了後來，我開始能主動提出建議。例如在為系統更新工具 topgrade 提交繁體中文翻譯時，我主動建議維護者將 i18n 架構從單一 YAML 改為 po/mo 分檔。建議最終未被採納，但維護者清楚解釋了集中管理在他們專案脈絡下的優勢。在不同的條件與限制下，「更好的方案」不一定是「更合適的方案」， 所有的技術決策都必須放回它所處的脈絡中才有意義。</w:t>
-      </w:r>
-      <w:r>
-        <w:rPr>
-          <w:rFonts w:ascii="Cambria" w:hAnsi="Cambria" w:eastAsia="Cambria" w:cs="Cambria"/>
-          <w:b w:val="0"/>
-          <w:bCs w:val="0"/>
-          <w:i w:val="0"/>
-          <w:iCs w:val="0"/>
-          <w:smallCaps w:val="0"/>
-          <w:strike w:val="0"/>
-          <w:color w:val="000000"/>
-          <w:sz w:val="24"/>
-          <w:szCs w:val="24"/>
-          <w:u w:val="none"/>
-          <w:shd w:val="clear" w:color="auto" w:fill="auto"/>
-          <w:vertAlign w:val="baseline"/>
-          <w:rtl w:val="0"/>
-        </w:rPr>
-        <w:t xml:space="preserve">每個技術決策都有它的背景，脫離背景談好壞沒有意義。</w:t>
-      </w:r>
-      <w:r>
-        <w:rPr>
-          <w:rFonts w:ascii="Cambria" w:hAnsi="Cambria" w:eastAsia="Cambria" w:cs="Cambria"/>
-          <w:b w:val="0"/>
-          <w:bCs w:val="0"/>
-          <w:i w:val="0"/>
-          <w:iCs w:val="0"/>
-          <w:smallCaps w:val="0"/>
-          <w:strike w:val="0"/>
-          <w:color w:val="000000"/>
-          <w:sz w:val="24"/>
-          <w:szCs w:val="24"/>
-          <w:u w:val="none"/>
-          <w:shd w:val="clear" w:color="auto" w:fill="auto"/>
-          <w:vertAlign w:val="baseline"/>
-          <w:rtl w:val="0"/>
-        </w:rPr>
-      </w:r>
-      <w:r>
-        <w:rPr>
-          <w:rFonts w:ascii="Cambria" w:hAnsi="Cambria" w:eastAsia="Cambria" w:cs="Cambria"/>
-          <w:b w:val="0"/>
-          <w:bCs w:val="0"/>
-          <w:i w:val="0"/>
-          <w:iCs w:val="0"/>
-          <w:smallCaps w:val="0"/>
-          <w:strike w:val="0"/>
-          <w:color w:val="000000"/>
-          <w:sz w:val="24"/>
-          <w:szCs w:val="24"/>
-          <w:u w:val="none"/>
-          <w:shd w:val="clear" w:color="auto" w:fill="auto"/>
-          <w:vertAlign w:val="baseline"/>
-          <w:rtl w:val="0"/>
-        </w:rPr>
-      </w:r>
-      <w:r>
-        <w:rPr>
-          <w:rFonts w:ascii="Cambria" w:hAnsi="Cambria" w:eastAsia="Cambria" w:cs="Cambria"/>
-          <w:b w:val="0"/>
-          <w:bCs w:val="0"/>
-          <w:i w:val="0"/>
-          <w:iCs w:val="0"/>
-          <w:smallCaps w:val="0"/>
-          <w:strike w:val="0"/>
-          <w:color w:val="000000"/>
-          <w:sz w:val="24"/>
-          <w:szCs w:val="24"/>
-          <w:u w:val="none"/>
-          <w:shd w:val="clear" w:color="auto" w:fill="auto"/>
-          <w:vertAlign w:val="baseline"/>
-        </w:rPr>
-      </w:r>
-    </w:p>
-    <w:p>
-      <w:pPr>
-        <w:keepNext w:val="false"/>
-        <w:keepLines w:val="false"/>
-        <w:pageBreakBefore w:val="false"/>
-        <w:widowControl w:val="true"/>
-        <w:pBdr>
-          <w:top w:val="none" w:color="000000" w:sz="0" w:space="0"/>
-          <w:left w:val="none" w:color="000000" w:sz="0" w:space="0"/>
-          <w:bottom w:val="none" w:color="000000" w:sz="0" w:space="0"/>
-          <w:right w:val="none" w:color="000000" w:sz="0" w:space="0"/>
-          <w:between w:val="none" w:color="000000" w:sz="0" w:space="0"/>
-        </w:pBdr>
-        <w:shd w:val="clear" w:color="auto" w:fill="auto"/>
-        <w:spacing w:after="180" w:before="180" w:line="240" w:lineRule="auto"/>
-        <w:ind w:right="0" w:firstLine="0" w:left="0"/>
-        <w:jc w:val="left"/>
-        <w:rPr>
-          <w:rFonts w:ascii="Cambria" w:hAnsi="Cambria" w:eastAsia="Cambria" w:cs="Cambria"/>
-          <w:b w:val="0"/>
-          <w:bCs w:val="0"/>
-          <w:i w:val="0"/>
-          <w:iCs w:val="0"/>
-          <w:smallCaps w:val="0"/>
-          <w:strike w:val="0"/>
-          <w:color w:val="000000"/>
-          <w:sz w:val="24"/>
-          <w:szCs w:val="24"/>
-          <w:u w:val="none"/>
-          <w:shd w:val="clear" w:color="auto" w:fill="auto"/>
-          <w:vertAlign w:val="baseline"/>
-        </w:rPr>
-      </w:pPr>
-      <w:r>
-        <w:rPr>
-          <w:rFonts w:ascii="Cambria" w:hAnsi="Cambria" w:eastAsia="Cambria" w:cs="Cambria"/>
-          <w:b w:val="0"/>
-          <w:bCs w:val="0"/>
-          <w:i w:val="0"/>
-          <w:iCs w:val="0"/>
-          <w:smallCaps w:val="0"/>
-          <w:strike w:val="0"/>
-          <w:color w:val="000000"/>
-          <w:sz w:val="24"/>
-          <w:szCs w:val="24"/>
-          <w:u w:val="none"/>
-          <w:shd w:val="clear" w:color="auto" w:fill="auto"/>
-          <w:vertAlign w:val="baseline"/>
-          <w:rtl w:val="0"/>
-        </w:rPr>
-        <w:t xml:space="preserve">回顧這段歷程，從連 commit 都會打錯、被教訓協作規範，到能主動提出架構建議，每一次 PR 學到的不只是英文，更是跨國協作的重要技能。</w:t>
-      </w:r>
-      <w:r>
-        <w:rPr>
-          <w:rFonts w:ascii="Cambria" w:hAnsi="Cambria" w:eastAsia="Cambria" w:cs="Cambria"/>
-          <w:b w:val="0"/>
-          <w:bCs w:val="0"/>
-          <w:i w:val="0"/>
-          <w:iCs w:val="0"/>
-          <w:smallCaps w:val="0"/>
-          <w:strike w:val="0"/>
-          <w:color w:val="000000"/>
-          <w:sz w:val="24"/>
-          <w:szCs w:val="24"/>
-          <w:u w:val="none"/>
-          <w:shd w:val="clear" w:color="auto" w:fill="auto"/>
-          <w:vertAlign w:val="baseline"/>
-        </w:rPr>
-      </w:r>
-    </w:p>
-    <w:p>
-      <w:pPr>
-        <w:pStyle w:val="674"/>
-        <w:pBdr/>
-        <w:spacing/>
-        <w:ind/>
-        <w:rPr/>
-      </w:pPr>
-      <w:r/>
-      <w:bookmarkStart w:id="7" w:name="hljwuo3no33g"/>
-      <w:r/>
-      <w:bookmarkEnd w:id="7"/>
-      <w:r>
-        <w:rPr>
-          <w:rtl w:val="0"/>
-        </w:rPr>
-        <w:t xml:space="preserve">四、成果驗證</w:t>
+        <w:t xml:space="preserve">用 git submodule 簡化重複流程</w:t>
       </w:r>
       <w:r/>
     </w:p>
     <w:p>
       <w:pPr>
-        <w:pStyle w:val="675"/>
+        <w:pStyle w:val="694"/>
         <w:pBdr/>
         <w:spacing/>
         <w:ind/>
         <w:rPr/>
       </w:pPr>
-      <w:r/>
-      <w:bookmarkStart w:id="8" w:name="1sxp7tslvpp2"/>
-      <w:r/>
-      <w:bookmarkEnd w:id="8"/>
+      <w:r>
+        <w:t xml:space="preserve">在為 wallpaper-cava 這個 Rust 專案貢獻時，我注意到原本的 build 步驟要求使用者手動 clone 兩次 repo，一次是主專案，一次是依賴的 wayland-rs。我提交了一個 PR 用 git submodule 取代手動 clone，讓使用者只需要</w:t>
+      </w:r>
+      <w:r>
+        <w:t xml:space="preserve"> </w:t>
+      </w:r>
       <w:r>
         <w:rPr>
-          <w:rtl w:val="0"/>
+          <w:rStyle w:val="725"/>
         </w:rPr>
-        <w:t xml:space="preserve">TOEIC Listening &amp; Reading：960 分</w:t>
+        <w:t xml:space="preserve">git clone --recursive</w:t>
+      </w:r>
+      <w:r>
+        <w:t xml:space="preserve"> </w:t>
+      </w:r>
+      <w:r>
+        <w:t xml:space="preserve">一行就能完成所有準備。維護者與我在六則留言的對話後合併了這個修改，讓我發現效率的重要性不亞於功能性。</w:t>
+      </w:r>
+      <w:bookmarkEnd w:id="24"/>
+      <w:r/>
+    </w:p>
+    <w:p>
+      <w:pPr>
+        <w:pStyle w:val="705"/>
+        <w:pBdr/>
+        <w:spacing/>
+        <w:ind/>
+        <w:rPr/>
+      </w:pPr>
+      <w:r/>
+      <w:bookmarkStart w:id="25" w:name="跨國-code-review-中的規範學習"/>
+      <w:r>
+        <w:t xml:space="preserve">跨國 code review 中的規範學習</w:t>
       </w:r>
       <w:r/>
     </w:p>
     <w:p>
       <w:pPr>
-        <w:keepNext w:val="false"/>
-        <w:keepLines w:val="false"/>
-        <w:pageBreakBefore w:val="false"/>
-        <w:widowControl w:val="true"/>
-        <w:pBdr>
-          <w:top w:val="none" w:color="000000" w:sz="0" w:space="0"/>
-          <w:left w:val="none" w:color="000000" w:sz="0" w:space="0"/>
-          <w:bottom w:val="none" w:color="000000" w:sz="0" w:space="0"/>
-          <w:right w:val="none" w:color="000000" w:sz="0" w:space="0"/>
-          <w:between w:val="none" w:color="000000" w:sz="0" w:space="0"/>
-        </w:pBdr>
-        <w:shd w:val="clear" w:color="auto" w:fill="auto"/>
-        <w:spacing w:after="180" w:before="180" w:line="240" w:lineRule="auto"/>
-        <w:ind w:right="0" w:firstLine="0" w:left="0"/>
-        <w:jc w:val="left"/>
-        <w:rPr>
-          <w:rFonts w:ascii="Cambria" w:hAnsi="Cambria" w:eastAsia="Cambria" w:cs="Cambria"/>
-          <w:b w:val="0"/>
-          <w:bCs w:val="0"/>
-          <w:i w:val="0"/>
-          <w:iCs w:val="0"/>
-          <w:smallCaps w:val="0"/>
-          <w:strike w:val="0"/>
-          <w:color w:val="000000"/>
-          <w:sz w:val="24"/>
-          <w:szCs w:val="24"/>
-          <w:u w:val="none"/>
-          <w:shd w:val="clear" w:color="auto" w:fill="auto"/>
-          <w:vertAlign w:val="baseline"/>
-        </w:rPr>
+        <w:pStyle w:val="694"/>
+        <w:pBdr/>
+        <w:spacing/>
+        <w:ind/>
+        <w:rPr/>
       </w:pPr>
       <w:r>
-        <w:rPr>
-          <w:rFonts w:ascii="Cambria" w:hAnsi="Cambria" w:eastAsia="Cambria" w:cs="Cambria"/>
-          <w:b w:val="0"/>
-          <w:bCs w:val="0"/>
-          <w:i w:val="0"/>
-          <w:iCs w:val="0"/>
-          <w:smallCaps w:val="0"/>
-          <w:strike w:val="0"/>
-          <w:color w:val="000000"/>
-          <w:sz w:val="24"/>
-          <w:szCs w:val="24"/>
-          <w:u w:val="none"/>
-          <w:shd w:val="clear" w:color="auto" w:fill="auto"/>
-          <w:vertAlign w:val="baseline"/>
-          <w:rtl w:val="0"/>
-        </w:rPr>
-        <w:t xml:space="preserve">在沒有額外準備的狀況下拿到這個成績，驗證了長期處在英語環境對聽力與閱讀的實際效果。</w:t>
+        <w:t xml:space="preserve">向 nvim-web-devicons 提交檔案類型圖示支援時，因為範圍太大且自行標記 review comment 為已解決，加上未遵守命名規範，被三位 reviewer 反覆要求修改。最後維護者在合併時給出了三條建議避免重蹈覆轍。這次經驗讓我徹底理解「atomic PR」與「尊重 reviewer 流程」的基本紀律。</w:t>
       </w:r>
-      <w:r>
-        <w:rPr>
-          <w:rFonts w:ascii="Cambria" w:hAnsi="Cambria" w:eastAsia="Cambria" w:cs="Cambria"/>
-          <w:b w:val="0"/>
-          <w:bCs w:val="0"/>
-          <w:i w:val="0"/>
-          <w:iCs w:val="0"/>
-          <w:smallCaps w:val="0"/>
-          <w:strike w:val="0"/>
-          <w:color w:val="000000"/>
-          <w:sz w:val="24"/>
-          <w:szCs w:val="24"/>
-          <w:u w:val="none"/>
-          <w:shd w:val="clear" w:color="auto" w:fill="auto"/>
-          <w:vertAlign w:val="baseline"/>
-        </w:rPr>
-      </w:r>
+      <w:bookmarkEnd w:id="25"/>
+      <w:r/>
     </w:p>
     <w:p>
       <w:pPr>
-        <w:keepNext w:val="false"/>
-        <w:keepLines w:val="false"/>
-        <w:pageBreakBefore w:val="false"/>
-        <w:widowControl w:val="true"/>
-        <w:pBdr>
-          <w:top w:val="none" w:color="000000" w:sz="0" w:space="0"/>
-          <w:left w:val="none" w:color="000000" w:sz="0" w:space="0"/>
-          <w:bottom w:val="none" w:color="000000" w:sz="0" w:space="0"/>
-          <w:right w:val="none" w:color="000000" w:sz="0" w:space="0"/>
-          <w:between w:val="none" w:color="000000" w:sz="0" w:space="0"/>
-        </w:pBdr>
-        <w:shd w:val="clear" w:color="auto" w:fill="auto"/>
-        <w:spacing w:after="180" w:before="180" w:line="240" w:lineRule="auto"/>
-        <w:ind w:right="0" w:firstLine="0" w:left="0"/>
-        <w:jc w:val="left"/>
+        <w:pStyle w:val="705"/>
+        <w:pBdr/>
+        <w:spacing/>
+        <w:ind/>
         <w:rPr/>
       </w:pPr>
+      <w:r/>
+      <w:bookmarkStart w:id="26" w:name="跨環境相容性的實戰經驗"/>
+      <w:r>
+        <w:t xml:space="preserve">跨環境相容性的實戰經驗</w:t>
+      </w:r>
+      <w:r/>
+    </w:p>
+    <w:p>
+      <w:pPr>
+        <w:pStyle w:val="694"/>
+        <w:pBdr/>
+        <w:spacing/>
+        <w:ind/>
+        <w:rPr/>
+      </w:pPr>
+      <w:r>
+        <w:t xml:space="preserve">向 iOS 越獄插件 flora 提交修正 shell 顏色輸出的 PR 時，沒有考慮到 sh 與 bash 對 echo -e 的行為差異，導致修正在 Debian 環境下反而產生錯誤。維護者合併後親自補上了相容寫法，我在後續討論中追查了 sh、bash、zsh 三種環境的實際行為差異。這是我第一次意識到「works on my machine」帶來的缺點。</w:t>
+      </w:r>
+      <w:bookmarkEnd w:id="26"/>
+      <w:r/>
+    </w:p>
+    <w:p>
+      <w:pPr>
+        <w:pStyle w:val="705"/>
+        <w:pBdr/>
+        <w:spacing/>
+        <w:ind/>
+        <w:rPr/>
+      </w:pPr>
+      <w:r/>
+      <w:bookmarkStart w:id="27" w:name="從翻譯到架構建議"/>
+      <w:r>
+        <w:t xml:space="preserve">從翻譯到架構建議</w:t>
+      </w:r>
+      <w:r/>
+    </w:p>
+    <w:p>
+      <w:pPr>
+        <w:pStyle w:val="694"/>
+        <w:pBdr/>
+        <w:spacing/>
+        <w:ind/>
+        <w:rPr/>
+      </w:pPr>
+      <w:r>
+        <w:t xml:space="preserve">為系統更新工具 topgrade 提交繁體中文翻譯時，我主動建議維護者將 i18n 架構從單一 YAML 改為 po/mo 分檔。建議最終未被採納，但維護者清楚解釋了集中管理在他們專案脈絡下的優勢。所有的技術決策都必須放回它所處的脈絡中才有意義。</w:t>
+      </w:r>
+      <w:bookmarkEnd w:id="27"/>
+      <w:r/>
+    </w:p>
+    <w:p>
+      <w:pPr>
+        <w:pStyle w:val="705"/>
+        <w:pBdr/>
+        <w:spacing/>
+        <w:ind/>
+        <w:rPr/>
+      </w:pPr>
+      <w:r/>
+      <w:bookmarkStart w:id="28" w:name="回顧"/>
+      <w:r>
+        <w:t xml:space="preserve">回顧</w:t>
+      </w:r>
+      <w:r/>
+    </w:p>
+    <w:p>
+      <w:pPr>
+        <w:pStyle w:val="694"/>
+        <w:pBdr/>
+        <w:spacing/>
+        <w:ind/>
+        <w:rPr/>
+      </w:pPr>
+      <w:r>
+        <w:t xml:space="preserve">從連 commit 都會打錯、被修正協作規範，到能主動提出架構建議，每一次 PR 學到的不只是英文，更是跨國協作的重要技能。</w:t>
+      </w:r>
+      <w:bookmarkEnd w:id="28"/>
+      <w:bookmarkEnd w:id="29"/>
+      <w:r/>
+    </w:p>
+    <w:p>
+      <w:pPr>
+        <w:pStyle w:val="704"/>
+        <w:pBdr/>
+        <w:spacing/>
+        <w:ind/>
+        <w:rPr/>
+      </w:pPr>
+      <w:r/>
+      <w:bookmarkStart w:id="30" w:name="成果驗證"/>
+      <w:r>
+        <w:t xml:space="preserve">成果驗證</w:t>
+      </w:r>
+      <w:r/>
+    </w:p>
+    <w:p>
+      <w:pPr>
+        <w:pStyle w:val="694"/>
+        <w:pBdr/>
+        <w:spacing/>
+        <w:ind/>
+        <w:rPr/>
+      </w:pPr>
+      <w:r>
+        <w:t xml:space="preserve">TOEIC Listening &amp; Reading 960 分。在沒有額外準備的狀況下拿到這個成績，驗證了長期</w:t>
+      </w:r>
+      <w:r/>
+      <w:r/>
+      <w:r/>
+      <w:r/>
+      <w:r/>
+      <w:r>
+        <w:t xml:space="preserve">處在英語環境對聽力與閱讀的實際效果。</w:t>
+      </w:r>
       <w:r>
         <mc:AlternateContent>
           <mc:Choice Requires="wpg">
             <w:drawing>
-              <wp:inline xmlns:wp="http://schemas.openxmlformats.org/drawingml/2006/wordprocessingDrawing" distT="0" distB="0" distL="0" distR="0">
-                <wp:extent cx="5943600" cy="3238500"/>
+              <wp:anchor xmlns:wp="http://schemas.openxmlformats.org/drawingml/2006/wordprocessingDrawing" xmlns:wp14="http://schemas.microsoft.com/office/word/2010/wordprocessingDrawing" distT="0" distB="0" distL="115200" distR="115200" simplePos="0" relativeHeight="2048" behindDoc="0" locked="0" layoutInCell="1" allowOverlap="1">
+                <wp:simplePos x="0" y="0"/>
+                <wp:positionH relativeFrom="column">
+                  <wp:posOffset>3000675</wp:posOffset>
+                </wp:positionH>
+                <wp:positionV relativeFrom="paragraph">
+                  <wp:posOffset>621258</wp:posOffset>
+                </wp:positionV>
+                <wp:extent cx="3336450" cy="1838988"/>
                 <wp:effectExtent l="0" t="0" r="0" b="0"/>
-                <wp:docPr id="1" name="image1.png"/>
-                <wp:cNvGraphicFramePr/>
+                <wp:wrapTight wrapText="bothSides">
+                  <wp:wrapPolygon edited="1">
+                    <wp:start x="0" y="0"/>
+                    <wp:lineTo x="21600" y="0"/>
+                    <wp:lineTo x="21600" y="21600"/>
+                    <wp:lineTo x="0" y="21600"/>
+                  </wp:wrapPolygon>
+                </wp:wrapTight>
+                <wp:docPr id="1" name=""/>
+                <wp:cNvGraphicFramePr>
+                  <a:graphicFrameLocks xmlns:a="http://schemas.openxmlformats.org/drawingml/2006/main" noChangeAspect="1"/>
+                </wp:cNvGraphicFramePr>
                 <a:graphic xmlns:a="http://schemas.openxmlformats.org/drawingml/2006/main">
                   <a:graphicData uri="http://schemas.openxmlformats.org/drawingml/2006/picture">
                     <pic:pic xmlns:pic="http://schemas.openxmlformats.org/drawingml/2006/picture">
                       <pic:nvPicPr>
-                        <pic:cNvPr id="0" name="image1.png"/>
-                        <pic:cNvPicPr/>
+                        <pic:cNvPr id="1216926020" name=""/>
+                        <pic:cNvPicPr>
+                          <a:picLocks noChangeAspect="1"/>
+                        </pic:cNvPicPr>
                         <pic:nvPr/>
                       </pic:nvPicPr>
                       <pic:blipFill rotWithShape="1">
                         <a:blip r:embed="rId9"/>
-                        <a:srcRect l="0" t="0" r="0" b="0"/>
                         <a:stretch/>
                       </pic:blipFill>
                       <pic:spPr bwMode="auto">
-                        <a:xfrm>
+                        <a:xfrm flipH="0" flipV="0">
                           <a:off x="0" y="0"/>
-                          <a:ext cx="5943600" cy="3238500"/>
+                          <a:ext cx="3336449" cy="1838988"/>
                         </a:xfrm>
                         <a:prstGeom prst="rect">
                           <a:avLst/>
                         </a:prstGeom>
-                        <a:ln/>
                       </pic:spPr>
                     </pic:pic>
                   </a:graphicData>
                 </a:graphic>
-              </wp:inline>
+              </wp:anchor>
             </w:drawing>
           </mc:Choice>
           <mc:Fallback>
@@ -1196,312 +432,102 @@
                 <v:path o:extrusionok="f" gradientshapeok="t" o:connecttype="rect"/>
                 <o:lock v:ext="edit" aspectratio="t"/>
               </v:shapetype>
-              <v:shape id="_x0000_i0" o:spid="_x0000_s0" type="#_x0000_t75" style="width:468.00pt;height:255.00pt;mso-wrap-distance-left:0.00pt;mso-wrap-distance-top:0.00pt;mso-wrap-distance-right:0.00pt;mso-wrap-distance-bottom:0.00pt;z-index:1;">
-                <v:imagedata r:id="rId9" o:title="" croptop="0f" cropleft="0f" cropbottom="0f" cropright="0f"/>
+              <v:shape id="_x0000_i0" o:spid="_x0000_s0" type="#_x0000_t75" style="position:absolute;z-index:2048;o:allowoverlap:true;o:allowincell:true;mso-position-horizontal-relative:text;margin-left:236.27pt;mso-position-horizontal:absolute;mso-position-vertical-relative:text;margin-top:48.92pt;mso-position-vertical:absolute;width:262.71pt;height:144.80pt;mso-wrap-distance-left:9.07pt;mso-wrap-distance-top:0.00pt;mso-wrap-distance-right:9.07pt;mso-wrap-distance-bottom:0.00pt;z-index:1;" wrapcoords="0 0 100000 0 100000 100000 0 100000" stroked="false">
+                <w10:wrap type="tight"/>
+                <v:imagedata r:id="rId9" o:title=""/>
                 <o:lock v:ext="edit" rotation="t"/>
               </v:shape>
             </w:pict>
           </mc:Fallback>
         </mc:AlternateContent>
       </w:r>
+      <w:r/>
+      <w:r/>
+    </w:p>
+    <w:p>
+      <w:pPr>
+        <w:pStyle w:val="704"/>
+        <w:pBdr/>
+        <w:spacing/>
+        <w:ind/>
+        <w:rPr/>
+      </w:pPr>
+      <w:r/>
+      <w:bookmarkStart w:id="31" w:name="課堂與課外的連結"/>
       <w:r>
-        <w:rPr>
-          <w:rtl w:val="0"/>
-        </w:rPr>
+        <w:t xml:space="preserve">課堂與課外的連結</w:t>
       </w:r>
       <w:r/>
     </w:p>
     <w:p>
       <w:pPr>
-        <w:pStyle w:val="674"/>
+        <w:pStyle w:val="694"/>
         <w:pBdr/>
         <w:spacing/>
         <w:ind/>
         <w:rPr/>
       </w:pPr>
+      <w:r>
+        <w:t xml:space="preserve">「英文閱讀與寫作」這堂課給了系統性的語言框架，強化了我在學術文本方面的閱讀策略與結構化寫作能力。課外則提供了大量真實的應用場景跟溝通壓力，兩者互補讓英文實力建立在真正的實用性上。</w:t>
+      </w:r>
+      <w:bookmarkEnd w:id="31"/>
       <w:r/>
-      <w:bookmarkStart w:id="9" w:name="3b46zrub6g1w"/>
+    </w:p>
+    <w:p>
+      <w:pPr>
+        <w:pStyle w:val="704"/>
+        <w:pBdr/>
+        <w:spacing/>
+        <w:ind/>
+        <w:rPr/>
+      </w:pPr>
       <w:r/>
-      <w:bookmarkEnd w:id="9"/>
+      <w:bookmarkStart w:id="32" w:name="反思"/>
       <w:r>
-        <w:rPr>
-          <w:rtl w:val="0"/>
-        </w:rPr>
-        <w:t xml:space="preserve">五、課堂學習與課外實踐的連結</w:t>
+        <w:t xml:space="preserve">反思</w:t>
       </w:r>
       <w:r/>
     </w:p>
     <w:p>
       <w:pPr>
-        <w:keepNext w:val="false"/>
-        <w:keepLines w:val="false"/>
-        <w:pageBreakBefore w:val="false"/>
-        <w:widowControl w:val="true"/>
-        <w:pBdr>
-          <w:top w:val="none" w:color="000000" w:sz="0" w:space="0"/>
-          <w:left w:val="none" w:color="000000" w:sz="0" w:space="0"/>
-          <w:bottom w:val="none" w:color="000000" w:sz="0" w:space="0"/>
-          <w:right w:val="none" w:color="000000" w:sz="0" w:space="0"/>
-          <w:between w:val="none" w:color="000000" w:sz="0" w:space="0"/>
-        </w:pBdr>
-        <w:shd w:val="clear" w:color="auto" w:fill="auto"/>
-        <w:spacing w:after="180" w:before="180" w:line="240" w:lineRule="auto"/>
-        <w:ind w:right="0" w:firstLine="0" w:left="0"/>
-        <w:jc w:val="left"/>
-        <w:rPr>
-          <w:rFonts w:ascii="Cambria" w:hAnsi="Cambria" w:eastAsia="Cambria" w:cs="Cambria"/>
-          <w:b w:val="0"/>
-          <w:bCs w:val="0"/>
-          <w:i w:val="0"/>
-          <w:iCs w:val="0"/>
-          <w:smallCaps w:val="0"/>
-          <w:strike w:val="0"/>
-          <w:color w:val="000000"/>
-          <w:sz w:val="24"/>
-          <w:szCs w:val="24"/>
-          <w:u w:val="none"/>
-          <w:shd w:val="clear" w:color="auto" w:fill="auto"/>
-          <w:vertAlign w:val="baseline"/>
-        </w:rPr>
+        <w:pStyle w:val="694"/>
+        <w:pBdr/>
+        <w:spacing/>
+        <w:ind/>
+        <w:rPr/>
       </w:pPr>
       <w:r>
-        <w:rPr>
-          <w:rFonts w:ascii="Cambria" w:hAnsi="Cambria" w:eastAsia="Cambria" w:cs="Cambria"/>
-          <w:b w:val="0"/>
-          <w:bCs w:val="0"/>
-          <w:i w:val="0"/>
-          <w:iCs w:val="0"/>
-          <w:smallCaps w:val="0"/>
-          <w:strike w:val="0"/>
-          <w:color w:val="000000"/>
-          <w:sz w:val="24"/>
-          <w:szCs w:val="24"/>
-          <w:u w:val="none"/>
-          <w:shd w:val="clear" w:color="auto" w:fill="auto"/>
-          <w:vertAlign w:val="baseline"/>
-          <w:rtl w:val="0"/>
-        </w:rPr>
-        <w:t xml:space="preserve">「英文閱讀與寫作」這堂課給了系統性的語言框架，強化了我在學術文本方面的閱讀策略與結構化寫作能力。課外則提供了大量真實的應用場景跟溝通壓力，兩者互補讓英文實力建立在真正的實用性上。</w:t>
+        <w:t xml:space="preserve">英語對我來說不是一個要特別「學」的科目，而是每天都在用的工具。從逛 Reddit 到寫 PR、從讀 Arch Wiki 到解釋 iOS tweaks，這些事情本身就是無意識的語言訓練。總結這段經歷，想把語言學好，最快的方法就是把自己丟進沒辦法依賴中文的環境裡。</w:t>
       </w:r>
-      <w:r>
-        <w:rPr>
-          <w:rFonts w:ascii="Cambria" w:hAnsi="Cambria" w:eastAsia="Cambria" w:cs="Cambria"/>
-          <w:b w:val="0"/>
-          <w:bCs w:val="0"/>
-          <w:i w:val="0"/>
-          <w:iCs w:val="0"/>
-          <w:smallCaps w:val="0"/>
-          <w:strike w:val="0"/>
-          <w:color w:val="000000"/>
-          <w:sz w:val="24"/>
-          <w:szCs w:val="24"/>
-          <w:u w:val="none"/>
-          <w:shd w:val="clear" w:color="auto" w:fill="auto"/>
-          <w:vertAlign w:val="baseline"/>
-        </w:rPr>
-      </w:r>
-    </w:p>
-    <w:p>
-      <w:pPr>
-        <w:pStyle w:val="674"/>
-        <w:pBdr/>
-        <w:spacing/>
-        <w:ind/>
-        <w:rPr/>
-      </w:pPr>
-      <w:r/>
-      <w:bookmarkStart w:id="10" w:name="sk8uxf3rw7u2"/>
-      <w:r/>
-      <w:bookmarkEnd w:id="10"/>
-      <w:r>
-        <w:rPr>
-          <w:rtl w:val="0"/>
-        </w:rPr>
-        <w:t xml:space="preserve">六、反思</w:t>
-      </w:r>
+      <w:bookmarkEnd w:id="32"/>
       <w:r/>
     </w:p>
     <w:p>
       <w:pPr>
-        <w:keepNext w:val="false"/>
-        <w:keepLines w:val="false"/>
-        <w:pageBreakBefore w:val="false"/>
-        <w:widowControl w:val="true"/>
-        <w:pBdr>
-          <w:top w:val="none" w:color="000000" w:sz="0" w:space="0"/>
-          <w:left w:val="none" w:color="000000" w:sz="0" w:space="0"/>
-          <w:bottom w:val="none" w:color="000000" w:sz="0" w:space="0"/>
-          <w:right w:val="none" w:color="000000" w:sz="0" w:space="0"/>
-          <w:between w:val="none" w:color="000000" w:sz="0" w:space="0"/>
-        </w:pBdr>
-        <w:shd w:val="clear" w:color="auto" w:fill="auto"/>
-        <w:spacing w:after="180" w:before="180" w:line="240" w:lineRule="auto"/>
-        <w:ind w:right="0" w:firstLine="0" w:left="0"/>
-        <w:jc w:val="left"/>
-        <w:rPr>
-          <w:rFonts w:ascii="Cambria" w:hAnsi="Cambria" w:eastAsia="Cambria" w:cs="Cambria"/>
-          <w:b w:val="0"/>
-          <w:bCs w:val="0"/>
-          <w:i w:val="0"/>
-          <w:iCs w:val="0"/>
-          <w:smallCaps w:val="0"/>
-          <w:strike w:val="0"/>
-          <w:color w:val="000000"/>
-          <w:sz w:val="24"/>
-          <w:szCs w:val="24"/>
-          <w:u w:val="none"/>
-          <w:shd w:val="clear" w:color="auto" w:fill="auto"/>
-          <w:vertAlign w:val="baseline"/>
-        </w:rPr>
-      </w:pPr>
+        <w:pStyle w:val="704"/>
+        <w:pBdr/>
+        <w:spacing/>
+        <w:ind/>
+        <w:rPr/>
+      </w:pPr>
+      <w:r/>
+      <w:bookmarkStart w:id="38" w:name="附錄"/>
       <w:r>
-        <w:rPr>
-          <w:rFonts w:ascii="Cambria" w:hAnsi="Cambria" w:eastAsia="Cambria" w:cs="Cambria"/>
-          <w:b w:val="0"/>
-          <w:bCs w:val="0"/>
-          <w:i w:val="0"/>
-          <w:iCs w:val="0"/>
-          <w:smallCaps w:val="0"/>
-          <w:strike w:val="0"/>
-          <w:color w:val="000000"/>
-          <w:sz w:val="24"/>
-          <w:szCs w:val="24"/>
-          <w:u w:val="none"/>
-          <w:shd w:val="clear" w:color="auto" w:fill="auto"/>
-          <w:vertAlign w:val="baseline"/>
-          <w:rtl w:val="0"/>
-        </w:rPr>
-        <w:t xml:space="preserve">英語對我來說不是一個要特別「學」的科目，而是</w:t>
-      </w:r>
-      <w:r>
-        <w:rPr>
-          <w:rtl w:val="0"/>
-        </w:rPr>
-        <w:t xml:space="preserve">像數學一樣</w:t>
-      </w:r>
-      <w:r>
-        <w:rPr>
-          <w:rFonts w:ascii="Cambria" w:hAnsi="Cambria" w:eastAsia="Cambria" w:cs="Cambria"/>
-          <w:b w:val="0"/>
-          <w:bCs w:val="0"/>
-          <w:i w:val="0"/>
-          <w:iCs w:val="0"/>
-          <w:smallCaps w:val="0"/>
-          <w:strike w:val="0"/>
-          <w:color w:val="000000"/>
-          <w:sz w:val="24"/>
-          <w:szCs w:val="24"/>
-          <w:u w:val="none"/>
-          <w:shd w:val="clear" w:color="auto" w:fill="auto"/>
-          <w:vertAlign w:val="baseline"/>
-          <w:rtl w:val="0"/>
-        </w:rPr>
-        <w:t xml:space="preserve">每天都在用的工具。從逛 Reddit 到寫 PR、從讀 Arch Wiki 到</w:t>
-      </w:r>
-      <w:r>
-        <w:rPr>
-          <w:rtl w:val="0"/>
-        </w:rPr>
-        <w:t xml:space="preserve">自己寫 documentation</w:t>
-      </w:r>
-      <w:r>
-        <w:rPr>
-          <w:rFonts w:ascii="Cambria" w:hAnsi="Cambria" w:eastAsia="Cambria" w:cs="Cambria"/>
-          <w:b w:val="0"/>
-          <w:bCs w:val="0"/>
-          <w:i w:val="0"/>
-          <w:iCs w:val="0"/>
-          <w:smallCaps w:val="0"/>
-          <w:strike w:val="0"/>
-          <w:color w:val="000000"/>
-          <w:sz w:val="24"/>
-          <w:szCs w:val="24"/>
-          <w:u w:val="none"/>
-          <w:shd w:val="clear" w:color="auto" w:fill="auto"/>
-          <w:vertAlign w:val="baseline"/>
-          <w:rtl w:val="0"/>
-        </w:rPr>
-        <w:t xml:space="preserve">，這些事情本身就是無意識的語言訓練</w:t>
-      </w:r>
-      <w:r>
-        <w:rPr>
-          <w:rtl w:val="0"/>
-        </w:rPr>
-        <w:t xml:space="preserve">。所以</w:t>
-      </w:r>
-      <w:r>
-        <w:rPr>
-          <w:rFonts w:ascii="Cambria" w:hAnsi="Cambria" w:eastAsia="Cambria" w:cs="Cambria"/>
-          <w:b w:val="0"/>
-          <w:bCs w:val="0"/>
-          <w:i w:val="0"/>
-          <w:iCs w:val="0"/>
-          <w:smallCaps w:val="0"/>
-          <w:strike w:val="0"/>
-          <w:color w:val="000000"/>
-          <w:sz w:val="24"/>
-          <w:szCs w:val="24"/>
-          <w:u w:val="none"/>
-          <w:shd w:val="clear" w:color="auto" w:fill="auto"/>
-          <w:vertAlign w:val="baseline"/>
-          <w:rtl w:val="0"/>
-        </w:rPr>
-        <w:t xml:space="preserve">，想把語言學好，最快的方法就是把自己丟進沒辦法依賴中文的環境裡。</w:t>
-      </w:r>
-      <w:r>
-        <w:rPr>
-          <w:rFonts w:ascii="Cambria" w:hAnsi="Cambria" w:eastAsia="Cambria" w:cs="Cambria"/>
-          <w:b w:val="0"/>
-          <w:bCs w:val="0"/>
-          <w:i w:val="0"/>
-          <w:iCs w:val="0"/>
-          <w:smallCaps w:val="0"/>
-          <w:strike w:val="0"/>
-          <w:color w:val="000000"/>
-          <w:sz w:val="24"/>
-          <w:szCs w:val="24"/>
-          <w:u w:val="none"/>
-          <w:shd w:val="clear" w:color="auto" w:fill="auto"/>
-          <w:vertAlign w:val="baseline"/>
-        </w:rPr>
-      </w:r>
-    </w:p>
-    <w:p>
-      <w:pPr>
-        <w:pStyle w:val="674"/>
-        <w:pBdr/>
-        <w:spacing/>
-        <w:ind/>
-        <w:rPr/>
-      </w:pPr>
-      <w:r/>
-      <w:bookmarkStart w:id="11" w:name="hepjd1ksrrvh"/>
-      <w:r/>
-      <w:bookmarkEnd w:id="11"/>
-      <w:r>
-        <w:rPr>
-          <w:rtl w:val="0"/>
-        </w:rPr>
         <w:t xml:space="preserve">附錄</w:t>
       </w:r>
       <w:r/>
     </w:p>
     <w:p>
       <w:pPr>
-        <w:pStyle w:val="675"/>
+        <w:pStyle w:val="705"/>
         <w:pBdr/>
         <w:spacing/>
         <w:ind/>
         <w:rPr/>
       </w:pPr>
       <w:r/>
-      <w:bookmarkStart w:id="12" w:name="3o1c9zhlwrc5"/>
-      <w:r/>
-      <w:bookmarkEnd w:id="12"/>
+      <w:bookmarkStart w:id="37" w:name="代表性-pull-request-連結"/>
       <w:r>
-        <w:rPr>
-          <w:rtl w:val="0"/>
-        </w:rPr>
         <w:t xml:space="preserve">代表性 Pull Request 連結</w:t>
       </w:r>
       <w:r/>
@@ -1510,153 +536,123 @@
       <w:pPr>
         <w:numPr>
           <w:ilvl w:val="0"/>
-          <w:numId w:val="1"/>
+          <w:numId w:val="2"/>
         </w:numPr>
         <w:pBdr/>
         <w:spacing/>
-        <w:ind w:hanging="480" w:left="720"/>
+        <w:ind/>
         <w:rPr/>
       </w:pPr>
       <w:r>
-        <w:rPr>
-          <w:rtl w:val="0"/>
-        </w:rPr>
-        <w:t xml:space="preserve">McBopomofo #444（化學字詞新增） </w:t>
+        <w:t xml:space="preserve">rs-pro0/wallpaper-cava #6（用 submodule 簡化 build 流程）</w:t>
       </w:r>
-      <w:hyperlink r:id="rId10" w:tooltip="https://github.com/openvanilla/McBopomofo/pull/444" w:history="1">
+      <w:r>
+        <w:t xml:space="preserve"> </w:t>
+      </w:r>
+      <w:hyperlink r:id="rId10" w:tooltip="https://github.com/rs-pro0/wallpaper-cava/pull/6" w:history="1">
         <w:r>
           <w:rPr>
-            <w:color w:val="4f81bd"/>
-            <w:rtl w:val="0"/>
+            <w:rStyle w:val="728"/>
           </w:rPr>
-          <w:t xml:space="preserve">https://github.com/openvanilla/McBopomofo/pull/444</w:t>
+          <w:t xml:space="preserve">https://github.com/rs-pro0/wallpaper-cava/pull/6</w:t>
         </w:r>
       </w:hyperlink>
-      <w:r>
-        <w:rPr>
-          <w:rtl w:val="0"/>
-        </w:rPr>
-      </w:r>
+      <w:r/>
       <w:r/>
     </w:p>
     <w:p>
       <w:pPr>
         <w:numPr>
           <w:ilvl w:val="0"/>
-          <w:numId w:val="1"/>
+          <w:numId w:val="2"/>
         </w:numPr>
         <w:pBdr/>
         <w:spacing/>
-        <w:ind w:hanging="480" w:left="720"/>
+        <w:ind/>
         <w:rPr/>
       </w:pPr>
       <w:r>
-        <w:rPr>
-          <w:rtl w:val="0"/>
-        </w:rPr>
-        <w:t xml:space="preserve">flora #5（Shell 顏色輸出修正） </w:t>
+        <w:t xml:space="preserve">acquitelol/flora #5（Shell 顏色輸出修正）</w:t>
+      </w:r>
+      <w:r>
+        <w:t xml:space="preserve"> </w:t>
       </w:r>
       <w:hyperlink r:id="rId11" w:tooltip="https://github.com/acquitelol/flora/pull/5" w:history="1">
         <w:r>
           <w:rPr>
-            <w:color w:val="4f81bd"/>
-            <w:rtl w:val="0"/>
+            <w:rStyle w:val="728"/>
           </w:rPr>
           <w:t xml:space="preserve">https://github.com/acquitelol/flora/pull/5</w:t>
         </w:r>
       </w:hyperlink>
-      <w:r>
-        <w:rPr>
-          <w:rtl w:val="0"/>
-        </w:rPr>
-      </w:r>
+      <w:r/>
       <w:r/>
     </w:p>
     <w:p>
       <w:pPr>
         <w:numPr>
           <w:ilvl w:val="0"/>
-          <w:numId w:val="1"/>
+          <w:numId w:val="2"/>
         </w:numPr>
         <w:pBdr/>
         <w:spacing/>
-        <w:ind w:hanging="480" w:left="720"/>
+        <w:ind/>
         <w:rPr/>
       </w:pPr>
       <w:r>
-        <w:rPr>
-          <w:rtl w:val="0"/>
-        </w:rPr>
-        <w:t xml:space="preserve">nvim-web-devicons #422</w:t>
+        <w:t xml:space="preserve">nvim-tree/nvim-web-devicons #422（檔案類型圖示支援）</w:t>
       </w:r>
       <w:r>
-        <w:rPr>
-          <w:rtl w:val="0"/>
-        </w:rPr>
-        <w:t xml:space="preserve">（檔案類型圖示支援）</w:t>
-      </w:r>
-      <w:r>
-        <w:rPr>
-          <w:rtl w:val="0"/>
-        </w:rPr>
         <w:t xml:space="preserve"> </w:t>
       </w:r>
       <w:hyperlink r:id="rId12" w:tooltip="https://github.com/nvim-tree/nvim-web-devicons/pull/422" w:history="1">
         <w:r>
           <w:rPr>
-            <w:color w:val="4f81bd"/>
-            <w:rtl w:val="0"/>
+            <w:rStyle w:val="728"/>
           </w:rPr>
           <w:t xml:space="preserve">https://github.com/nvim-tree/nvim-web-devicons/pull/422</w:t>
         </w:r>
       </w:hyperlink>
-      <w:r>
-        <w:rPr>
-          <w:rtl w:val="0"/>
-        </w:rPr>
-      </w:r>
+      <w:r/>
       <w:r/>
     </w:p>
     <w:p>
       <w:pPr>
         <w:numPr>
           <w:ilvl w:val="0"/>
-          <w:numId w:val="1"/>
+          <w:numId w:val="2"/>
         </w:numPr>
         <w:pBdr/>
         <w:spacing/>
-        <w:ind w:hanging="480" w:left="720"/>
+        <w:ind/>
         <w:rPr/>
       </w:pPr>
       <w:r>
-        <w:rPr>
-          <w:rtl w:val="0"/>
-        </w:rPr>
-        <w:t xml:space="preserve">topgrade #931（英翻中） </w:t>
+        <w:t xml:space="preserve">topgrade-rs/topgrade #931（英翻中）</w:t>
+      </w:r>
+      <w:r>
+        <w:t xml:space="preserve"> </w:t>
       </w:r>
       <w:hyperlink r:id="rId13" w:tooltip="https://github.com/topgrade-rs/topgrade/pull/931" w:history="1">
         <w:r>
           <w:rPr>
-            <w:color w:val="4f81bd"/>
-            <w:rtl w:val="0"/>
+            <w:rStyle w:val="728"/>
           </w:rPr>
           <w:t xml:space="preserve">https://github.com/topgrade-rs/topgrade/pull/931</w:t>
         </w:r>
       </w:hyperlink>
-      <w:r>
-        <w:rPr>
-          <w:rtl w:val="0"/>
-        </w:rPr>
-      </w:r>
+      <w:r/>
+      <w:bookmarkEnd w:id="37"/>
+      <w:bookmarkEnd w:id="38"/>
+      <w:bookmarkEnd w:id="39"/>
       <w:r/>
     </w:p>
     <w:sectPr>
       <w:footnotePr/>
       <w:endnotePr/>
       <w:type w:val="nextPage"/>
-      <w:pgSz w:h="15840" w:orient="portrait" w:w="12240"/>
-      <w:pgMar w:top="1440" w:right="1440" w:bottom="1440" w:left="1440" w:header="360" w:footer="360" w:gutter="0"/>
-      <w:pgNumType w:start="1"/>
+      <w:pgSz w:h="16838" w:orient="portrait" w:w="11906"/>
+      <w:pgMar w:top="1134" w:right="850" w:bottom="1134" w:left="1701" w:header="709" w:footer="709" w:gutter="0"/>
       <w:cols w:num="1" w:sep="0" w:space="1701" w:equalWidth="1"/>
     </w:sectPr>
   </w:body>
@@ -1704,11 +700,10 @@
     <w:p>
       <w:pPr>
         <w:pBdr/>
-        <w:spacing w:after="0" w:line="240" w:lineRule="auto"/>
+        <w:spacing/>
         <w:ind/>
         <w:rPr/>
       </w:pPr>
-      <w:r/>
       <w:r>
         <w:separator/>
       </w:r>
@@ -1719,11 +714,10 @@
     <w:p>
       <w:pPr>
         <w:pBdr/>
-        <w:spacing w:after="0" w:line="240" w:lineRule="auto"/>
+        <w:spacing/>
         <w:ind/>
         <w:rPr/>
       </w:pPr>
-      <w:r/>
       <w:r>
         <w:continuationSeparator/>
       </w:r>
@@ -1736,6 +730,136 @@
 <file path=word/numbering.xml><?xml version="1.0" encoding="utf-8"?>
 <w:numbering xmlns:wpc="http://schemas.microsoft.com/office/word/2010/wordprocessingCanvas" xmlns:mc="http://schemas.openxmlformats.org/markup-compatibility/2006" xmlns:o="urn:schemas-microsoft-com:office:office" xmlns:r="http://schemas.openxmlformats.org/officeDocument/2006/relationships" xmlns:m="http://schemas.openxmlformats.org/officeDocument/2006/math" xmlns:v="urn:schemas-microsoft-com:vml" xmlns:wp14="http://schemas.microsoft.com/office/word/2010/wordprocessingDrawing" xmlns:wp="http://schemas.openxmlformats.org/drawingml/2006/wordprocessingDrawing" xmlns:w10="urn:schemas-microsoft-com:office:word" xmlns:w="http://schemas.openxmlformats.org/wordprocessingml/2006/main" xmlns:w14="http://schemas.microsoft.com/office/word/2010/wordml" xmlns:w15="http://schemas.microsoft.com/office/word/2012/wordml" xmlns:wpg="http://schemas.microsoft.com/office/word/2010/wordprocessingGroup" xmlns:wpi="http://schemas.microsoft.com/office/word/2010/wordprocessingInk" xmlns:wne="http://schemas.microsoft.com/office/word/2006/wordml" xmlns:wps="http://schemas.microsoft.com/office/word/2010/wordprocessingShape" mc:Ignorable="w14 w15 wp14">
   <w:abstractNum w:abstractNumId="0">
+    <w:nsid w:val="0000A990"/>
+    <w:lvl w:ilvl="0">
+      <w:isLgl w:val="false"/>
+      <w:lvlJc w:val="left"/>
+      <w:lvlText w:val=" "/>
+      <w:numFmt w:val="bullet"/>
+      <w:pPr>
+        <w:pBdr/>
+        <w:spacing/>
+        <w:ind w:hanging="480" w:left="720"/>
+      </w:pPr>
+      <w:rPr/>
+      <w:start w:val="0"/>
+      <w:suff w:val="tab"/>
+    </w:lvl>
+    <w:lvl w:ilvl="1">
+      <w:isLgl w:val="false"/>
+      <w:lvlJc w:val="left"/>
+      <w:lvlText w:val=" "/>
+      <w:numFmt w:val="bullet"/>
+      <w:pPr>
+        <w:pBdr/>
+        <w:spacing/>
+        <w:ind w:hanging="480" w:left="1440"/>
+      </w:pPr>
+      <w:rPr/>
+      <w:start w:val="0"/>
+      <w:suff w:val="tab"/>
+    </w:lvl>
+    <w:lvl w:ilvl="2">
+      <w:isLgl w:val="false"/>
+      <w:lvlJc w:val="left"/>
+      <w:lvlText w:val=" "/>
+      <w:numFmt w:val="bullet"/>
+      <w:pPr>
+        <w:pBdr/>
+        <w:spacing/>
+        <w:ind w:hanging="480" w:left="2160"/>
+      </w:pPr>
+      <w:rPr/>
+      <w:start w:val="0"/>
+      <w:suff w:val="tab"/>
+    </w:lvl>
+    <w:lvl w:ilvl="3">
+      <w:isLgl w:val="false"/>
+      <w:lvlJc w:val="left"/>
+      <w:lvlText w:val=" "/>
+      <w:numFmt w:val="bullet"/>
+      <w:pPr>
+        <w:pBdr/>
+        <w:spacing/>
+        <w:ind w:hanging="480" w:left="2880"/>
+      </w:pPr>
+      <w:rPr/>
+      <w:start w:val="0"/>
+      <w:suff w:val="tab"/>
+    </w:lvl>
+    <w:lvl w:ilvl="4">
+      <w:isLgl w:val="false"/>
+      <w:lvlJc w:val="left"/>
+      <w:lvlText w:val=" "/>
+      <w:numFmt w:val="bullet"/>
+      <w:pPr>
+        <w:pBdr/>
+        <w:spacing/>
+        <w:ind w:hanging="480" w:left="3600"/>
+      </w:pPr>
+      <w:rPr/>
+      <w:start w:val="0"/>
+      <w:suff w:val="tab"/>
+    </w:lvl>
+    <w:lvl w:ilvl="5">
+      <w:isLgl w:val="false"/>
+      <w:lvlJc w:val="left"/>
+      <w:lvlText w:val=" "/>
+      <w:numFmt w:val="bullet"/>
+      <w:pPr>
+        <w:pBdr/>
+        <w:spacing/>
+        <w:ind w:hanging="480" w:left="4320"/>
+      </w:pPr>
+      <w:rPr/>
+      <w:start w:val="0"/>
+      <w:suff w:val="tab"/>
+    </w:lvl>
+    <w:lvl w:ilvl="6">
+      <w:isLgl w:val="false"/>
+      <w:lvlJc w:val="left"/>
+      <w:lvlText w:val=" "/>
+      <w:numFmt w:val="bullet"/>
+      <w:pPr>
+        <w:pBdr/>
+        <w:spacing/>
+        <w:ind w:hanging="480" w:left="5040"/>
+      </w:pPr>
+      <w:rPr/>
+      <w:start w:val="0"/>
+      <w:suff w:val="tab"/>
+    </w:lvl>
+    <w:lvl w:ilvl="7">
+      <w:isLgl w:val="false"/>
+      <w:lvlJc w:val="left"/>
+      <w:lvlText w:val=" "/>
+      <w:numFmt w:val="bullet"/>
+      <w:pPr>
+        <w:pBdr/>
+        <w:spacing/>
+        <w:ind w:hanging="480" w:left="5760"/>
+      </w:pPr>
+      <w:rPr/>
+      <w:start w:val="0"/>
+      <w:suff w:val="tab"/>
+    </w:lvl>
+    <w:lvl w:ilvl="8">
+      <w:isLgl w:val="false"/>
+      <w:lvlJc w:val="left"/>
+      <w:lvlText w:val=" "/>
+      <w:numFmt w:val="bullet"/>
+      <w:pPr>
+        <w:pBdr/>
+        <w:spacing/>
+        <w:ind w:hanging="480" w:left="6480"/>
+      </w:pPr>
+      <w:rPr/>
+      <w:start w:val="0"/>
+      <w:suff w:val="tab"/>
+    </w:lvl>
+  </w:abstractNum>
+  <w:abstractNum w:abstractNumId="1">
+    <w:nsid w:val="00A99411"/>
     <w:lvl w:ilvl="0">
       <w:isLgl w:val="false"/>
       <w:lvlJc w:val="left"/>
@@ -1866,6 +990,36 @@
   <w:num w:numId="1">
     <w:abstractNumId w:val="0"/>
   </w:num>
+  <w:num w:numId="2">
+    <w:abstractNumId w:val="1"/>
+    <w:lvlOverride w:ilvl="0">
+      <w:startOverride w:val="1"/>
+    </w:lvlOverride>
+    <w:lvlOverride w:ilvl="1">
+      <w:startOverride w:val="1"/>
+    </w:lvlOverride>
+    <w:lvlOverride w:ilvl="2">
+      <w:startOverride w:val="1"/>
+    </w:lvlOverride>
+    <w:lvlOverride w:ilvl="3">
+      <w:startOverride w:val="1"/>
+    </w:lvlOverride>
+    <w:lvlOverride w:ilvl="4">
+      <w:startOverride w:val="1"/>
+    </w:lvlOverride>
+    <w:lvlOverride w:ilvl="5">
+      <w:startOverride w:val="1"/>
+    </w:lvlOverride>
+    <w:lvlOverride w:ilvl="6">
+      <w:startOverride w:val="1"/>
+    </w:lvlOverride>
+    <w:lvlOverride w:ilvl="7">
+      <w:startOverride w:val="1"/>
+    </w:lvlOverride>
+    <w:lvlOverride w:ilvl="8">
+      <w:startOverride w:val="1"/>
+    </w:lvlOverride>
+  </w:num>
 </w:numbering>
 </file>
 
@@ -1874,10 +1028,10 @@
   <w:docDefaults>
     <w:rPrDefault>
       <w:rPr>
-        <w:rFonts w:hint="default" w:ascii="Cambria" w:hAnsi="Cambria" w:eastAsia="Cambria" w:cs="Cambria"/>
+        <w:rFonts w:hint="default" w:asciiTheme="minorHAnsi" w:hAnsiTheme="minorHAnsi" w:eastAsiaTheme="minorHAnsi" w:cstheme="minorBidi"/>
         <w:sz w:val="24"/>
         <w:szCs w:val="24"/>
-        <w:lang w:val="en" w:eastAsia="zh-CN" w:bidi="ar-SA"/>
+        <w:lang w:val="en-US" w:eastAsia="en-US" w:bidi="ar-SA"/>
       </w:rPr>
     </w:rPrDefault>
     <w:pPrDefault>
@@ -31650,84 +30804,6 @@
       </w:tcPr>
     </w:tblStylePr>
   </w:style>
-  <w:style w:type="paragraph" w:styleId="145">
-    <w:name w:val="Heading 7"/>
-    <w:basedOn w:val="672"/>
-    <w:next w:val="672"/>
-    <w:link w:val="156"/>
-    <w:uiPriority w:val="9"/>
-    <w:unhideWhenUsed/>
-    <w:qFormat/>
-    <w:pPr>
-      <w:keepNext w:val="true"/>
-      <w:keepLines w:val="true"/>
-      <w:pBdr/>
-      <w:spacing w:after="0" w:before="40"/>
-      <w:ind/>
-      <w:outlineLvl w:val="6"/>
-    </w:pPr>
-    <w:rPr>
-      <w:rFonts w:ascii="Arial" w:hAnsi="Arial" w:eastAsia="Arial" w:cs="Arial"/>
-      <w:color w:val="595959" w:themeColor="text1" w:themeTint="A6"/>
-    </w:rPr>
-  </w:style>
-  <w:style w:type="paragraph" w:styleId="146">
-    <w:name w:val="Heading 8"/>
-    <w:basedOn w:val="672"/>
-    <w:next w:val="672"/>
-    <w:link w:val="157"/>
-    <w:uiPriority w:val="9"/>
-    <w:unhideWhenUsed/>
-    <w:qFormat/>
-    <w:pPr>
-      <w:keepNext w:val="true"/>
-      <w:keepLines w:val="true"/>
-      <w:pBdr/>
-      <w:spacing w:after="0"/>
-      <w:ind/>
-      <w:outlineLvl w:val="7"/>
-    </w:pPr>
-    <w:rPr>
-      <w:rFonts w:ascii="Arial" w:hAnsi="Arial" w:eastAsia="Arial" w:cs="Arial"/>
-      <w:i/>
-      <w:iCs/>
-      <w:color w:val="272727" w:themeColor="text1" w:themeTint="D8"/>
-    </w:rPr>
-  </w:style>
-  <w:style w:type="paragraph" w:styleId="147">
-    <w:name w:val="Heading 9"/>
-    <w:basedOn w:val="672"/>
-    <w:next w:val="672"/>
-    <w:link w:val="158"/>
-    <w:uiPriority w:val="9"/>
-    <w:unhideWhenUsed/>
-    <w:qFormat/>
-    <w:pPr>
-      <w:keepNext w:val="true"/>
-      <w:keepLines w:val="true"/>
-      <w:pBdr/>
-      <w:spacing w:after="0"/>
-      <w:ind/>
-      <w:outlineLvl w:val="8"/>
-    </w:pPr>
-    <w:rPr>
-      <w:rFonts w:ascii="Arial" w:hAnsi="Arial" w:eastAsia="Arial" w:cs="Arial"/>
-      <w:i/>
-      <w:iCs/>
-      <w:color w:val="272727" w:themeColor="text1" w:themeTint="D8"/>
-    </w:rPr>
-  </w:style>
-  <w:style w:type="character" w:styleId="148" w:default="1">
-    <w:name w:val="Default Paragraph Font"/>
-    <w:uiPriority w:val="1"/>
-    <w:semiHidden/>
-    <w:unhideWhenUsed/>
-    <w:pPr>
-      <w:pBdr/>
-      <w:spacing/>
-      <w:ind/>
-    </w:pPr>
-  </w:style>
   <w:style w:type="numbering" w:styleId="149" w:default="1">
     <w:name w:val="No List"/>
     <w:uiPriority w:val="99"/>
@@ -31741,8 +30817,8 @@
   </w:style>
   <w:style w:type="character" w:styleId="150">
     <w:name w:val="Heading 1 Char"/>
-    <w:basedOn w:val="148"/>
-    <w:link w:val="673"/>
+    <w:basedOn w:val="715"/>
+    <w:link w:val="703"/>
     <w:uiPriority w:val="9"/>
     <w:pPr>
       <w:pBdr/>
@@ -31758,8 +30834,8 @@
   </w:style>
   <w:style w:type="character" w:styleId="151">
     <w:name w:val="Heading 2 Char"/>
-    <w:basedOn w:val="148"/>
-    <w:link w:val="674"/>
+    <w:basedOn w:val="715"/>
+    <w:link w:val="704"/>
     <w:uiPriority w:val="9"/>
     <w:pPr>
       <w:pBdr/>
@@ -31775,8 +30851,8 @@
   </w:style>
   <w:style w:type="character" w:styleId="152">
     <w:name w:val="Heading 3 Char"/>
-    <w:basedOn w:val="148"/>
-    <w:link w:val="675"/>
+    <w:basedOn w:val="715"/>
+    <w:link w:val="705"/>
     <w:uiPriority w:val="9"/>
     <w:pPr>
       <w:pBdr/>
@@ -31792,8 +30868,8 @@
   </w:style>
   <w:style w:type="character" w:styleId="153">
     <w:name w:val="Heading 4 Char"/>
-    <w:basedOn w:val="148"/>
-    <w:link w:val="676"/>
+    <w:basedOn w:val="715"/>
+    <w:link w:val="706"/>
     <w:uiPriority w:val="9"/>
     <w:pPr>
       <w:pBdr/>
@@ -31809,8 +30885,8 @@
   </w:style>
   <w:style w:type="character" w:styleId="154">
     <w:name w:val="Heading 5 Char"/>
-    <w:basedOn w:val="148"/>
-    <w:link w:val="677"/>
+    <w:basedOn w:val="715"/>
+    <w:link w:val="707"/>
     <w:uiPriority w:val="9"/>
     <w:pPr>
       <w:pBdr/>
@@ -31824,8 +30900,8 @@
   </w:style>
   <w:style w:type="character" w:styleId="155">
     <w:name w:val="Heading 6 Char"/>
-    <w:basedOn w:val="148"/>
-    <w:link w:val="678"/>
+    <w:basedOn w:val="715"/>
+    <w:link w:val="708"/>
     <w:uiPriority w:val="9"/>
     <w:pPr>
       <w:pBdr/>
@@ -31841,8 +30917,8 @@
   </w:style>
   <w:style w:type="character" w:styleId="156">
     <w:name w:val="Heading 7 Char"/>
-    <w:basedOn w:val="148"/>
-    <w:link w:val="145"/>
+    <w:basedOn w:val="715"/>
+    <w:link w:val="709"/>
     <w:uiPriority w:val="9"/>
     <w:pPr>
       <w:pBdr/>
@@ -31856,8 +30932,8 @@
   </w:style>
   <w:style w:type="character" w:styleId="157">
     <w:name w:val="Heading 8 Char"/>
-    <w:basedOn w:val="148"/>
-    <w:link w:val="146"/>
+    <w:basedOn w:val="715"/>
+    <w:link w:val="710"/>
     <w:uiPriority w:val="9"/>
     <w:pPr>
       <w:pBdr/>
@@ -31873,8 +30949,8 @@
   </w:style>
   <w:style w:type="character" w:styleId="158">
     <w:name w:val="Heading 9 Char"/>
-    <w:basedOn w:val="148"/>
-    <w:link w:val="147"/>
+    <w:basedOn w:val="715"/>
+    <w:link w:val="711"/>
     <w:uiPriority w:val="9"/>
     <w:pPr>
       <w:pBdr/>
@@ -31890,8 +30966,8 @@
   </w:style>
   <w:style w:type="character" w:styleId="160">
     <w:name w:val="Title Char"/>
-    <w:basedOn w:val="148"/>
-    <w:link w:val="679"/>
+    <w:basedOn w:val="715"/>
+    <w:link w:val="696"/>
     <w:uiPriority w:val="10"/>
     <w:pPr>
       <w:pBdr/>
@@ -31907,8 +30983,8 @@
   </w:style>
   <w:style w:type="character" w:styleId="162">
     <w:name w:val="Subtitle Char"/>
-    <w:basedOn w:val="148"/>
-    <w:link w:val="680"/>
+    <w:basedOn w:val="715"/>
+    <w:link w:val="697"/>
     <w:uiPriority w:val="11"/>
     <w:pPr>
       <w:pBdr/>
@@ -31924,8 +31000,8 @@
   </w:style>
   <w:style w:type="paragraph" w:styleId="163">
     <w:name w:val="Quote"/>
-    <w:basedOn w:val="672"/>
-    <w:next w:val="672"/>
+    <w:basedOn w:val="692"/>
+    <w:next w:val="692"/>
     <w:link w:val="164"/>
     <w:uiPriority w:val="29"/>
     <w:qFormat/>
@@ -31943,7 +31019,7 @@
   </w:style>
   <w:style w:type="character" w:styleId="164">
     <w:name w:val="Quote Char"/>
-    <w:basedOn w:val="148"/>
+    <w:basedOn w:val="715"/>
     <w:link w:val="163"/>
     <w:uiPriority w:val="29"/>
     <w:pPr>
@@ -31959,7 +31035,7 @@
   </w:style>
   <w:style w:type="paragraph" w:styleId="165">
     <w:name w:val="List Paragraph"/>
-    <w:basedOn w:val="672"/>
+    <w:basedOn w:val="692"/>
     <w:uiPriority w:val="34"/>
     <w:qFormat/>
     <w:pPr>
@@ -31971,7 +31047,7 @@
   </w:style>
   <w:style w:type="character" w:styleId="166">
     <w:name w:val="Intense Emphasis"/>
-    <w:basedOn w:val="148"/>
+    <w:basedOn w:val="715"/>
     <w:uiPriority w:val="21"/>
     <w:qFormat/>
     <w:pPr>
@@ -31987,8 +31063,8 @@
   </w:style>
   <w:style w:type="paragraph" w:styleId="167">
     <w:name w:val="Intense Quote"/>
-    <w:basedOn w:val="672"/>
-    <w:next w:val="672"/>
+    <w:basedOn w:val="692"/>
+    <w:next w:val="692"/>
     <w:link w:val="168"/>
     <w:uiPriority w:val="30"/>
     <w:qFormat/>
@@ -32009,7 +31085,7 @@
   </w:style>
   <w:style w:type="character" w:styleId="168">
     <w:name w:val="Intense Quote Char"/>
-    <w:basedOn w:val="148"/>
+    <w:basedOn w:val="715"/>
     <w:link w:val="167"/>
     <w:uiPriority w:val="30"/>
     <w:pPr>
@@ -32025,7 +31101,7 @@
   </w:style>
   <w:style w:type="character" w:styleId="169">
     <w:name w:val="Intense Reference"/>
-    <w:basedOn w:val="148"/>
+    <w:basedOn w:val="715"/>
     <w:uiPriority w:val="32"/>
     <w:qFormat/>
     <w:pPr>
@@ -32043,7 +31119,7 @@
   </w:style>
   <w:style w:type="paragraph" w:styleId="170">
     <w:name w:val="No Spacing"/>
-    <w:basedOn w:val="672"/>
+    <w:basedOn w:val="692"/>
     <w:uiPriority w:val="1"/>
     <w:qFormat/>
     <w:pPr>
@@ -32054,7 +31130,7 @@
   </w:style>
   <w:style w:type="character" w:styleId="171">
     <w:name w:val="Subtle Emphasis"/>
-    <w:basedOn w:val="148"/>
+    <w:basedOn w:val="715"/>
     <w:uiPriority w:val="19"/>
     <w:qFormat/>
     <w:pPr>
@@ -32070,7 +31146,7 @@
   </w:style>
   <w:style w:type="character" w:styleId="172">
     <w:name w:val="Emphasis"/>
-    <w:basedOn w:val="148"/>
+    <w:basedOn w:val="715"/>
     <w:uiPriority w:val="20"/>
     <w:qFormat/>
     <w:pPr>
@@ -32085,7 +31161,7 @@
   </w:style>
   <w:style w:type="character" w:styleId="173">
     <w:name w:val="Strong"/>
-    <w:basedOn w:val="148"/>
+    <w:basedOn w:val="715"/>
     <w:uiPriority w:val="22"/>
     <w:qFormat/>
     <w:pPr>
@@ -32100,7 +31176,7 @@
   </w:style>
   <w:style w:type="character" w:styleId="174">
     <w:name w:val="Subtle Reference"/>
-    <w:basedOn w:val="148"/>
+    <w:basedOn w:val="715"/>
     <w:uiPriority w:val="31"/>
     <w:qFormat/>
     <w:pPr>
@@ -32115,7 +31191,7 @@
   </w:style>
   <w:style w:type="character" w:styleId="175">
     <w:name w:val="Book Title"/>
-    <w:basedOn w:val="148"/>
+    <w:basedOn w:val="715"/>
     <w:uiPriority w:val="33"/>
     <w:qFormat/>
     <w:pPr>
@@ -32133,7 +31209,7 @@
   </w:style>
   <w:style w:type="paragraph" w:styleId="176">
     <w:name w:val="Header"/>
-    <w:basedOn w:val="672"/>
+    <w:basedOn w:val="692"/>
     <w:link w:val="177"/>
     <w:uiPriority w:val="99"/>
     <w:unhideWhenUsed/>
@@ -32149,7 +31225,7 @@
   </w:style>
   <w:style w:type="character" w:styleId="177">
     <w:name w:val="Header Char"/>
-    <w:basedOn w:val="148"/>
+    <w:basedOn w:val="715"/>
     <w:link w:val="176"/>
     <w:uiPriority w:val="99"/>
     <w:pPr>
@@ -32160,7 +31236,7 @@
   </w:style>
   <w:style w:type="paragraph" w:styleId="178">
     <w:name w:val="Footer"/>
-    <w:basedOn w:val="672"/>
+    <w:basedOn w:val="692"/>
     <w:link w:val="179"/>
     <w:uiPriority w:val="99"/>
     <w:unhideWhenUsed/>
@@ -32176,7 +31252,7 @@
   </w:style>
   <w:style w:type="character" w:styleId="179">
     <w:name w:val="Footer Char"/>
-    <w:basedOn w:val="148"/>
+    <w:basedOn w:val="715"/>
     <w:link w:val="178"/>
     <w:uiPriority w:val="99"/>
     <w:pPr>
@@ -32185,47 +31261,10 @@
       <w:ind/>
     </w:pPr>
   </w:style>
-  <w:style w:type="paragraph" w:styleId="180">
-    <w:name w:val="Caption"/>
-    <w:basedOn w:val="672"/>
-    <w:next w:val="672"/>
-    <w:uiPriority w:val="35"/>
-    <w:unhideWhenUsed/>
-    <w:qFormat/>
-    <w:pPr>
-      <w:pBdr/>
-      <w:spacing w:after="200" w:line="240" w:lineRule="auto"/>
-      <w:ind/>
-    </w:pPr>
-    <w:rPr>
-      <w:i/>
-      <w:iCs/>
-      <w:color w:val="0e2841" w:themeColor="text2"/>
-      <w:sz w:val="18"/>
-      <w:szCs w:val="18"/>
-    </w:rPr>
-  </w:style>
-  <w:style w:type="paragraph" w:styleId="181">
-    <w:name w:val="footnote text"/>
-    <w:basedOn w:val="672"/>
-    <w:link w:val="182"/>
-    <w:uiPriority w:val="99"/>
-    <w:semiHidden/>
-    <w:unhideWhenUsed/>
-    <w:pPr>
-      <w:pBdr/>
-      <w:spacing w:after="0" w:line="240" w:lineRule="auto"/>
-      <w:ind/>
-    </w:pPr>
-    <w:rPr>
-      <w:sz w:val="20"/>
-      <w:szCs w:val="20"/>
-    </w:rPr>
-  </w:style>
   <w:style w:type="character" w:styleId="182">
     <w:name w:val="Footnote Text Char"/>
-    <w:basedOn w:val="148"/>
-    <w:link w:val="181"/>
+    <w:basedOn w:val="715"/>
+    <w:link w:val="713"/>
     <w:uiPriority w:val="99"/>
     <w:semiHidden/>
     <w:pPr>
@@ -32238,24 +31277,9 @@
       <w:szCs w:val="20"/>
     </w:rPr>
   </w:style>
-  <w:style w:type="character" w:styleId="183">
-    <w:name w:val="footnote reference"/>
-    <w:basedOn w:val="148"/>
-    <w:uiPriority w:val="99"/>
-    <w:semiHidden/>
-    <w:unhideWhenUsed/>
-    <w:pPr>
-      <w:pBdr/>
-      <w:spacing/>
-      <w:ind/>
-    </w:pPr>
-    <w:rPr>
-      <w:vertAlign w:val="superscript"/>
-    </w:rPr>
-  </w:style>
   <w:style w:type="paragraph" w:styleId="184">
     <w:name w:val="endnote text"/>
-    <w:basedOn w:val="672"/>
+    <w:basedOn w:val="692"/>
     <w:link w:val="185"/>
     <w:uiPriority w:val="99"/>
     <w:semiHidden/>
@@ -32272,7 +31296,7 @@
   </w:style>
   <w:style w:type="character" w:styleId="185">
     <w:name w:val="Endnote Text Char"/>
-    <w:basedOn w:val="148"/>
+    <w:basedOn w:val="715"/>
     <w:link w:val="184"/>
     <w:uiPriority w:val="99"/>
     <w:semiHidden/>
@@ -32288,7 +31312,7 @@
   </w:style>
   <w:style w:type="character" w:styleId="186">
     <w:name w:val="endnote reference"/>
-    <w:basedOn w:val="148"/>
+    <w:basedOn w:val="715"/>
     <w:uiPriority w:val="99"/>
     <w:semiHidden/>
     <w:unhideWhenUsed/>
@@ -32301,24 +31325,9 @@
       <w:vertAlign w:val="superscript"/>
     </w:rPr>
   </w:style>
-  <w:style w:type="character" w:styleId="187">
-    <w:name w:val="Hyperlink"/>
-    <w:basedOn w:val="148"/>
-    <w:uiPriority w:val="99"/>
-    <w:unhideWhenUsed/>
-    <w:pPr>
-      <w:pBdr/>
-      <w:spacing/>
-      <w:ind/>
-    </w:pPr>
-    <w:rPr>
-      <w:color w:val="0563c1" w:themeColor="hyperlink"/>
-      <w:u w:val="single"/>
-    </w:rPr>
-  </w:style>
   <w:style w:type="character" w:styleId="188">
     <w:name w:val="FollowedHyperlink"/>
-    <w:basedOn w:val="148"/>
+    <w:basedOn w:val="715"/>
     <w:uiPriority w:val="99"/>
     <w:semiHidden/>
     <w:unhideWhenUsed/>
@@ -32334,8 +31343,8 @@
   </w:style>
   <w:style w:type="paragraph" w:styleId="189">
     <w:name w:val="toc 1"/>
-    <w:basedOn w:val="672"/>
-    <w:next w:val="672"/>
+    <w:basedOn w:val="692"/>
+    <w:next w:val="692"/>
     <w:uiPriority w:val="39"/>
     <w:unhideWhenUsed/>
     <w:pPr>
@@ -32346,8 +31355,8 @@
   </w:style>
   <w:style w:type="paragraph" w:styleId="190">
     <w:name w:val="toc 2"/>
-    <w:basedOn w:val="672"/>
-    <w:next w:val="672"/>
+    <w:basedOn w:val="692"/>
+    <w:next w:val="692"/>
     <w:uiPriority w:val="39"/>
     <w:unhideWhenUsed/>
     <w:pPr>
@@ -32358,8 +31367,8 @@
   </w:style>
   <w:style w:type="paragraph" w:styleId="191">
     <w:name w:val="toc 3"/>
-    <w:basedOn w:val="672"/>
-    <w:next w:val="672"/>
+    <w:basedOn w:val="692"/>
+    <w:next w:val="692"/>
     <w:uiPriority w:val="39"/>
     <w:unhideWhenUsed/>
     <w:pPr>
@@ -32370,8 +31379,8 @@
   </w:style>
   <w:style w:type="paragraph" w:styleId="192">
     <w:name w:val="toc 4"/>
-    <w:basedOn w:val="672"/>
-    <w:next w:val="672"/>
+    <w:basedOn w:val="692"/>
+    <w:next w:val="692"/>
     <w:uiPriority w:val="39"/>
     <w:unhideWhenUsed/>
     <w:pPr>
@@ -32382,8 +31391,8 @@
   </w:style>
   <w:style w:type="paragraph" w:styleId="193">
     <w:name w:val="toc 5"/>
-    <w:basedOn w:val="672"/>
-    <w:next w:val="672"/>
+    <w:basedOn w:val="692"/>
+    <w:next w:val="692"/>
     <w:uiPriority w:val="39"/>
     <w:unhideWhenUsed/>
     <w:pPr>
@@ -32394,8 +31403,8 @@
   </w:style>
   <w:style w:type="paragraph" w:styleId="194">
     <w:name w:val="toc 6"/>
-    <w:basedOn w:val="672"/>
-    <w:next w:val="672"/>
+    <w:basedOn w:val="692"/>
+    <w:next w:val="692"/>
     <w:uiPriority w:val="39"/>
     <w:unhideWhenUsed/>
     <w:pPr>
@@ -32406,8 +31415,8 @@
   </w:style>
   <w:style w:type="paragraph" w:styleId="195">
     <w:name w:val="toc 7"/>
-    <w:basedOn w:val="672"/>
-    <w:next w:val="672"/>
+    <w:basedOn w:val="692"/>
+    <w:next w:val="692"/>
     <w:uiPriority w:val="39"/>
     <w:unhideWhenUsed/>
     <w:pPr>
@@ -32418,8 +31427,8 @@
   </w:style>
   <w:style w:type="paragraph" w:styleId="196">
     <w:name w:val="toc 8"/>
-    <w:basedOn w:val="672"/>
-    <w:next w:val="672"/>
+    <w:basedOn w:val="692"/>
+    <w:next w:val="692"/>
     <w:uiPriority w:val="39"/>
     <w:unhideWhenUsed/>
     <w:pPr>
@@ -32430,8 +31439,8 @@
   </w:style>
   <w:style w:type="paragraph" w:styleId="197">
     <w:name w:val="toc 9"/>
-    <w:basedOn w:val="672"/>
-    <w:next w:val="672"/>
+    <w:basedOn w:val="692"/>
+    <w:next w:val="692"/>
     <w:uiPriority w:val="39"/>
     <w:unhideWhenUsed/>
     <w:pPr>
@@ -32442,7 +31451,7 @@
   </w:style>
   <w:style w:type="character" w:styleId="198">
     <w:name w:val="Placeholder Text"/>
-    <w:basedOn w:val="148"/>
+    <w:basedOn w:val="715"/>
     <w:uiPriority w:val="99"/>
     <w:semiHidden/>
     <w:pPr>
@@ -32454,20 +31463,10 @@
       <w:color w:val="666666"/>
     </w:rPr>
   </w:style>
-  <w:style w:type="paragraph" w:styleId="208">
-    <w:name w:val="TOC Heading"/>
-    <w:uiPriority w:val="39"/>
-    <w:unhideWhenUsed/>
-    <w:pPr>
-      <w:pBdr/>
-      <w:spacing/>
-      <w:ind/>
-    </w:pPr>
-  </w:style>
   <w:style w:type="paragraph" w:styleId="209">
     <w:name w:val="table of figures"/>
-    <w:basedOn w:val="672"/>
-    <w:next w:val="672"/>
+    <w:basedOn w:val="692"/>
+    <w:next w:val="692"/>
     <w:uiPriority w:val="99"/>
     <w:unhideWhenUsed/>
     <w:pPr>
@@ -32476,323 +31475,52 @@
       <w:ind/>
     </w:pPr>
   </w:style>
-  <w:style w:type="table" w:styleId="671">
-    <w:name w:val="TableNormal"/>
-    <w:pPr>
-      <w:pBdr/>
-      <w:spacing/>
-      <w:ind/>
-    </w:pPr>
-    <w:tblPr>
-      <w:tblCellMar>
-        <w:left w:w="100" w:type="dxa"/>
-        <w:top w:w="100" w:type="dxa"/>
-        <w:right w:w="100" w:type="dxa"/>
-        <w:bottom w:w="100" w:type="dxa"/>
-      </w:tblCellMar>
-      <w:tblBorders/>
-    </w:tblPr>
-    <w:tcPr>
-      <w:tcBorders/>
-    </w:tcPr>
-    <w:tblStylePr w:type="band1Horz">
-      <w:pPr>
-        <w:pBdr/>
-        <w:spacing/>
-        <w:ind/>
-      </w:pPr>
-      <w:tblPr>
-        <w:tblBorders/>
-      </w:tblPr>
-      <w:tcPr>
-        <w:tcBorders/>
-      </w:tcPr>
-    </w:tblStylePr>
-    <w:tblStylePr w:type="band1Vert">
-      <w:pPr>
-        <w:pBdr/>
-        <w:spacing/>
-        <w:ind/>
-      </w:pPr>
-      <w:tblPr>
-        <w:tblBorders/>
-      </w:tblPr>
-      <w:tcPr>
-        <w:tcBorders/>
-      </w:tcPr>
-    </w:tblStylePr>
-    <w:tblStylePr w:type="band2Horz">
-      <w:pPr>
-        <w:pBdr/>
-        <w:spacing/>
-        <w:ind/>
-      </w:pPr>
-      <w:tblPr>
-        <w:tblBorders/>
-      </w:tblPr>
-      <w:tcPr>
-        <w:tcBorders/>
-      </w:tcPr>
-    </w:tblStylePr>
-    <w:tblStylePr w:type="band2Vert">
-      <w:pPr>
-        <w:pBdr/>
-        <w:spacing/>
-        <w:ind/>
-      </w:pPr>
-      <w:tblPr>
-        <w:tblBorders/>
-      </w:tblPr>
-      <w:tcPr>
-        <w:tcBorders/>
-      </w:tcPr>
-    </w:tblStylePr>
-    <w:tblStylePr w:type="firstCol">
-      <w:pPr>
-        <w:pBdr/>
-        <w:spacing/>
-        <w:ind/>
-      </w:pPr>
-      <w:tblPr>
-        <w:tblBorders/>
-      </w:tblPr>
-      <w:tcPr>
-        <w:tcBorders/>
-      </w:tcPr>
-    </w:tblStylePr>
-    <w:tblStylePr w:type="firstRow">
-      <w:pPr>
-        <w:pBdr/>
-        <w:spacing/>
-        <w:ind/>
-      </w:pPr>
-      <w:tblPr>
-        <w:tblBorders/>
-      </w:tblPr>
-      <w:tcPr>
-        <w:tcBorders/>
-      </w:tcPr>
-    </w:tblStylePr>
-    <w:tblStylePr w:type="lastCol">
-      <w:pPr>
-        <w:pBdr/>
-        <w:spacing/>
-        <w:ind/>
-      </w:pPr>
-      <w:tblPr>
-        <w:tblBorders/>
-      </w:tblPr>
-      <w:tcPr>
-        <w:tcBorders/>
-      </w:tcPr>
-    </w:tblStylePr>
-    <w:tblStylePr w:type="lastRow">
-      <w:pPr>
-        <w:pBdr/>
-        <w:spacing/>
-        <w:ind/>
-      </w:pPr>
-      <w:tblPr>
-        <w:tblBorders/>
-      </w:tblPr>
-      <w:tcPr>
-        <w:tcBorders/>
-      </w:tcPr>
-    </w:tblStylePr>
-    <w:tblStylePr w:type="nwCell">
-      <w:pPr>
-        <w:pBdr/>
-        <w:spacing/>
-        <w:ind/>
-      </w:pPr>
-      <w:tblPr>
-        <w:tblBorders/>
-      </w:tblPr>
-      <w:tcPr>
-        <w:tcBorders/>
-      </w:tcPr>
-    </w:tblStylePr>
-    <w:tblStylePr w:type="neCell">
-      <w:pPr>
-        <w:pBdr/>
-        <w:spacing/>
-        <w:ind/>
-      </w:pPr>
-      <w:tblPr>
-        <w:tblBorders/>
-      </w:tblPr>
-      <w:tcPr>
-        <w:tcBorders/>
-      </w:tcPr>
-    </w:tblStylePr>
-    <w:tblStylePr w:type="swCell">
-      <w:pPr>
-        <w:pBdr/>
-        <w:spacing/>
-        <w:ind/>
-      </w:pPr>
-      <w:tblPr>
-        <w:tblBorders/>
-      </w:tblPr>
-      <w:tcPr>
-        <w:tcBorders/>
-      </w:tcPr>
-    </w:tblStylePr>
-    <w:tblStylePr w:type="seCell">
-      <w:pPr>
-        <w:pBdr/>
-        <w:spacing/>
-        <w:ind/>
-      </w:pPr>
-      <w:tblPr>
-        <w:tblBorders/>
-      </w:tblPr>
-      <w:tcPr>
-        <w:tcBorders/>
-      </w:tcPr>
-    </w:tblStylePr>
-    <w:tblStylePr w:type="wholeTable">
-      <w:pPr>
-        <w:pBdr/>
-        <w:spacing/>
-        <w:ind/>
-      </w:pPr>
-      <w:tblPr>
-        <w:tblBorders/>
-      </w:tblPr>
-      <w:tcPr>
-        <w:tcBorders/>
-      </w:tcPr>
-    </w:tblStylePr>
-  </w:style>
-  <w:style w:type="paragraph" w:styleId="672" w:default="1">
+  <w:style w:type="paragraph" w:styleId="692" w:default="1">
     <w:name w:val="Normal"/>
+    <w:qFormat/>
     <w:pPr>
       <w:pBdr/>
       <w:spacing/>
       <w:ind/>
     </w:pPr>
   </w:style>
-  <w:style w:type="paragraph" w:styleId="673">
-    <w:name w:val="Heading 1"/>
-    <w:basedOn w:val="672"/>
-    <w:next w:val="672"/>
+  <w:style w:type="paragraph" w:styleId="693">
+    <w:name w:val="Body Text"/>
+    <w:basedOn w:val="692"/>
+    <w:link w:val="724"/>
+    <w:qFormat/>
     <w:pPr>
-      <w:keepNext w:val="true"/>
-      <w:keepLines w:val="true"/>
       <w:pBdr/>
-      <w:spacing w:after="0" w:before="480"/>
+      <w:spacing w:after="180" w:before="180"/>
       <w:ind/>
     </w:pPr>
-    <w:rPr>
-      <w:rFonts w:ascii="Calibri" w:hAnsi="Calibri" w:eastAsia="Calibri" w:cs="Calibri"/>
-      <w:b/>
-      <w:bCs/>
-      <w:color w:val="4f81bd"/>
-      <w:sz w:val="32"/>
-      <w:szCs w:val="32"/>
-    </w:rPr>
   </w:style>
-  <w:style w:type="paragraph" w:styleId="674">
-    <w:name w:val="Heading 2"/>
-    <w:basedOn w:val="672"/>
-    <w:next w:val="672"/>
+  <w:style w:type="paragraph" w:styleId="694" w:customStyle="1">
+    <w:name w:val="First Paragraph"/>
+    <w:basedOn w:val="693"/>
+    <w:next w:val="693"/>
+    <w:qFormat/>
     <w:pPr>
-      <w:keepNext w:val="true"/>
-      <w:keepLines w:val="true"/>
       <w:pBdr/>
-      <w:spacing w:after="0" w:before="200"/>
+      <w:spacing/>
       <w:ind/>
     </w:pPr>
-    <w:rPr>
-      <w:rFonts w:ascii="Calibri" w:hAnsi="Calibri" w:eastAsia="Calibri" w:cs="Calibri"/>
-      <w:b/>
-      <w:bCs/>
-      <w:color w:val="4f81bd"/>
-      <w:sz w:val="28"/>
-      <w:szCs w:val="28"/>
-    </w:rPr>
   </w:style>
-  <w:style w:type="paragraph" w:styleId="675">
-    <w:name w:val="Heading 3"/>
-    <w:basedOn w:val="672"/>
-    <w:next w:val="672"/>
+  <w:style w:type="paragraph" w:styleId="695" w:customStyle="1">
+    <w:name w:val="Compact"/>
+    <w:basedOn w:val="693"/>
+    <w:qFormat/>
     <w:pPr>
-      <w:keepNext w:val="true"/>
-      <w:keepLines w:val="true"/>
       <w:pBdr/>
-      <w:spacing w:after="0" w:before="200"/>
+      <w:spacing w:after="36" w:before="36"/>
       <w:ind/>
     </w:pPr>
-    <w:rPr>
-      <w:rFonts w:ascii="Calibri" w:hAnsi="Calibri" w:eastAsia="Calibri" w:cs="Calibri"/>
-      <w:b/>
-      <w:bCs/>
-      <w:color w:val="4f81bd"/>
-      <w:sz w:val="24"/>
-      <w:szCs w:val="24"/>
-    </w:rPr>
   </w:style>
-  <w:style w:type="paragraph" w:styleId="676">
-    <w:name w:val="Heading 4"/>
-    <w:basedOn w:val="672"/>
-    <w:next w:val="672"/>
-    <w:pPr>
-      <w:keepNext w:val="true"/>
-      <w:keepLines w:val="true"/>
-      <w:pBdr/>
-      <w:spacing w:after="0" w:before="200"/>
-      <w:ind/>
-    </w:pPr>
-    <w:rPr>
-      <w:rFonts w:ascii="Calibri" w:hAnsi="Calibri" w:eastAsia="Calibri" w:cs="Calibri"/>
-      <w:i/>
-      <w:iCs/>
-      <w:color w:val="4f81bd"/>
-      <w:sz w:val="24"/>
-      <w:szCs w:val="24"/>
-    </w:rPr>
-  </w:style>
-  <w:style w:type="paragraph" w:styleId="677">
-    <w:name w:val="Heading 5"/>
-    <w:basedOn w:val="672"/>
-    <w:next w:val="672"/>
-    <w:pPr>
-      <w:keepNext w:val="true"/>
-      <w:keepLines w:val="true"/>
-      <w:pBdr/>
-      <w:spacing w:after="0" w:before="200"/>
-      <w:ind/>
-    </w:pPr>
-    <w:rPr>
-      <w:rFonts w:ascii="Calibri" w:hAnsi="Calibri" w:eastAsia="Calibri" w:cs="Calibri"/>
-      <w:color w:val="4f81bd"/>
-      <w:sz w:val="24"/>
-      <w:szCs w:val="24"/>
-    </w:rPr>
-  </w:style>
-  <w:style w:type="paragraph" w:styleId="678">
-    <w:name w:val="Heading 6"/>
-    <w:basedOn w:val="672"/>
-    <w:next w:val="672"/>
-    <w:pPr>
-      <w:keepNext w:val="true"/>
-      <w:keepLines w:val="true"/>
-      <w:pBdr/>
-      <w:spacing w:after="0" w:before="200"/>
-      <w:ind/>
-    </w:pPr>
-    <w:rPr>
-      <w:rFonts w:ascii="Calibri" w:hAnsi="Calibri" w:eastAsia="Calibri" w:cs="Calibri"/>
-      <w:color w:val="4f81bd"/>
-      <w:sz w:val="24"/>
-      <w:szCs w:val="24"/>
-    </w:rPr>
-  </w:style>
-  <w:style w:type="paragraph" w:styleId="679">
+  <w:style w:type="paragraph" w:styleId="696">
     <w:name w:val="Title"/>
-    <w:basedOn w:val="672"/>
-    <w:next w:val="672"/>
+    <w:basedOn w:val="692"/>
+    <w:next w:val="693"/>
+    <w:qFormat/>
     <w:pPr>
       <w:keepNext w:val="true"/>
       <w:keepLines w:val="true"/>
@@ -32802,18 +31530,19 @@
       <w:jc w:val="center"/>
     </w:pPr>
     <w:rPr>
-      <w:rFonts w:ascii="Calibri" w:hAnsi="Calibri" w:eastAsia="Calibri" w:cs="Calibri"/>
+      <w:rFonts w:asciiTheme="majorHAnsi" w:hAnsiTheme="majorHAnsi" w:eastAsiaTheme="majorEastAsia" w:cstheme="majorBidi"/>
       <w:b/>
       <w:bCs/>
-      <w:color w:val="335b8a"/>
+      <w:color w:val="345a8a" w:themeColor="accent1" w:themeShade="B5"/>
       <w:sz w:val="36"/>
       <w:szCs w:val="36"/>
     </w:rPr>
   </w:style>
-  <w:style w:type="paragraph" w:styleId="680">
+  <w:style w:type="paragraph" w:styleId="697">
     <w:name w:val="Subtitle"/>
-    <w:basedOn w:val="672"/>
-    <w:next w:val="672"/>
+    <w:basedOn w:val="696"/>
+    <w:next w:val="693"/>
+    <w:qFormat/>
     <w:pPr>
       <w:keepNext w:val="true"/>
       <w:keepLines w:val="true"/>
@@ -32823,13 +31552,1075 @@
       <w:jc w:val="center"/>
     </w:pPr>
     <w:rPr>
-      <w:rFonts w:ascii="Calibri" w:hAnsi="Calibri" w:eastAsia="Calibri" w:cs="Calibri"/>
-      <w:b/>
-      <w:bCs/>
-      <w:color w:val="335b8a"/>
       <w:sz w:val="30"/>
       <w:szCs w:val="30"/>
     </w:rPr>
+  </w:style>
+  <w:style w:type="paragraph" w:styleId="698" w:customStyle="1">
+    <w:name w:val="Author"/>
+    <w:next w:val="693"/>
+    <w:qFormat/>
+    <w:pPr>
+      <w:keepNext w:val="true"/>
+      <w:keepLines w:val="true"/>
+      <w:pBdr/>
+      <w:spacing/>
+      <w:ind/>
+      <w:jc w:val="center"/>
+    </w:pPr>
+  </w:style>
+  <w:style w:type="paragraph" w:styleId="699">
+    <w:name w:val="Date"/>
+    <w:next w:val="693"/>
+    <w:qFormat/>
+    <w:pPr>
+      <w:keepNext w:val="true"/>
+      <w:keepLines w:val="true"/>
+      <w:pBdr/>
+      <w:spacing/>
+      <w:ind/>
+      <w:jc w:val="center"/>
+    </w:pPr>
+  </w:style>
+  <w:style w:type="paragraph" w:styleId="700" w:customStyle="1">
+    <w:name w:val="Abstract Title"/>
+    <w:basedOn w:val="692"/>
+    <w:next w:val="701"/>
+    <w:qFormat/>
+    <w:pPr>
+      <w:keepNext w:val="true"/>
+      <w:keepLines w:val="true"/>
+      <w:pBdr/>
+      <w:spacing w:after="0" w:before="300"/>
+      <w:ind/>
+      <w:jc w:val="center"/>
+    </w:pPr>
+    <w:rPr>
+      <w:b/>
+      <w:color w:val="345a8a"/>
+      <w:sz w:val="20"/>
+      <w:szCs w:val="20"/>
+    </w:rPr>
+  </w:style>
+  <w:style w:type="paragraph" w:styleId="701" w:customStyle="1">
+    <w:name w:val="Abstract"/>
+    <w:basedOn w:val="692"/>
+    <w:next w:val="693"/>
+    <w:qFormat/>
+    <w:pPr>
+      <w:keepNext w:val="true"/>
+      <w:keepLines w:val="true"/>
+      <w:pBdr/>
+      <w:spacing w:after="300" w:before="100"/>
+      <w:ind/>
+    </w:pPr>
+    <w:rPr>
+      <w:sz w:val="20"/>
+      <w:szCs w:val="20"/>
+    </w:rPr>
+  </w:style>
+  <w:style w:type="paragraph" w:styleId="702">
+    <w:name w:val="Bibliography"/>
+    <w:basedOn w:val="692"/>
+    <w:next w:val="702"/>
+    <w:qFormat/>
+    <w:pPr>
+      <w:pBdr/>
+      <w:spacing/>
+      <w:ind/>
+    </w:pPr>
+  </w:style>
+  <w:style w:type="paragraph" w:styleId="703">
+    <w:name w:val="Heading 1"/>
+    <w:basedOn w:val="692"/>
+    <w:next w:val="693"/>
+    <w:uiPriority w:val="9"/>
+    <w:qFormat/>
+    <w:pPr>
+      <w:keepNext w:val="true"/>
+      <w:keepLines w:val="true"/>
+      <w:pBdr/>
+      <w:spacing w:after="0" w:before="480"/>
+      <w:ind/>
+      <w:outlineLvl w:val="0"/>
+    </w:pPr>
+    <w:rPr>
+      <w:rFonts w:asciiTheme="majorHAnsi" w:hAnsiTheme="majorHAnsi" w:eastAsiaTheme="majorEastAsia" w:cstheme="majorBidi"/>
+      <w:b/>
+      <w:bCs/>
+      <w:color w:val="4f81bd" w:themeColor="accent1"/>
+      <w:sz w:val="32"/>
+      <w:szCs w:val="32"/>
+    </w:rPr>
+  </w:style>
+  <w:style w:type="paragraph" w:styleId="704">
+    <w:name w:val="Heading 2"/>
+    <w:basedOn w:val="692"/>
+    <w:next w:val="693"/>
+    <w:uiPriority w:val="9"/>
+    <w:unhideWhenUsed/>
+    <w:qFormat/>
+    <w:pPr>
+      <w:keepNext w:val="true"/>
+      <w:keepLines w:val="true"/>
+      <w:pBdr/>
+      <w:spacing w:after="0" w:before="200"/>
+      <w:ind/>
+      <w:outlineLvl w:val="1"/>
+    </w:pPr>
+    <w:rPr>
+      <w:rFonts w:asciiTheme="majorHAnsi" w:hAnsiTheme="majorHAnsi" w:eastAsiaTheme="majorEastAsia" w:cstheme="majorBidi"/>
+      <w:b/>
+      <w:bCs/>
+      <w:color w:val="4f81bd" w:themeColor="accent1"/>
+      <w:sz w:val="28"/>
+      <w:szCs w:val="28"/>
+    </w:rPr>
+  </w:style>
+  <w:style w:type="paragraph" w:styleId="705">
+    <w:name w:val="Heading 3"/>
+    <w:basedOn w:val="692"/>
+    <w:next w:val="693"/>
+    <w:uiPriority w:val="9"/>
+    <w:unhideWhenUsed/>
+    <w:qFormat/>
+    <w:pPr>
+      <w:keepNext w:val="true"/>
+      <w:keepLines w:val="true"/>
+      <w:pBdr/>
+      <w:spacing w:after="0" w:before="200"/>
+      <w:ind/>
+      <w:outlineLvl w:val="2"/>
+    </w:pPr>
+    <w:rPr>
+      <w:rFonts w:asciiTheme="majorHAnsi" w:hAnsiTheme="majorHAnsi" w:eastAsiaTheme="majorEastAsia" w:cstheme="majorBidi"/>
+      <w:b/>
+      <w:bCs/>
+      <w:color w:val="4f81bd" w:themeColor="accent1"/>
+      <w:sz w:val="24"/>
+      <w:szCs w:val="24"/>
+    </w:rPr>
+  </w:style>
+  <w:style w:type="paragraph" w:styleId="706">
+    <w:name w:val="Heading 4"/>
+    <w:basedOn w:val="692"/>
+    <w:next w:val="693"/>
+    <w:uiPriority w:val="9"/>
+    <w:unhideWhenUsed/>
+    <w:qFormat/>
+    <w:pPr>
+      <w:keepNext w:val="true"/>
+      <w:keepLines w:val="true"/>
+      <w:pBdr/>
+      <w:spacing w:after="0" w:before="200"/>
+      <w:ind/>
+      <w:outlineLvl w:val="3"/>
+    </w:pPr>
+    <w:rPr>
+      <w:rFonts w:asciiTheme="majorHAnsi" w:hAnsiTheme="majorHAnsi" w:eastAsiaTheme="majorEastAsia" w:cstheme="majorBidi"/>
+      <w:bCs/>
+      <w:i/>
+      <w:color w:val="4f81bd" w:themeColor="accent1"/>
+      <w:sz w:val="24"/>
+      <w:szCs w:val="24"/>
+    </w:rPr>
+  </w:style>
+  <w:style w:type="paragraph" w:styleId="707">
+    <w:name w:val="Heading 5"/>
+    <w:basedOn w:val="692"/>
+    <w:next w:val="693"/>
+    <w:uiPriority w:val="9"/>
+    <w:unhideWhenUsed/>
+    <w:qFormat/>
+    <w:pPr>
+      <w:keepNext w:val="true"/>
+      <w:keepLines w:val="true"/>
+      <w:pBdr/>
+      <w:spacing w:after="0" w:before="200"/>
+      <w:ind/>
+      <w:outlineLvl w:val="4"/>
+    </w:pPr>
+    <w:rPr>
+      <w:rFonts w:asciiTheme="majorHAnsi" w:hAnsiTheme="majorHAnsi" w:eastAsiaTheme="majorEastAsia" w:cstheme="majorBidi"/>
+      <w:iCs/>
+      <w:color w:val="4f81bd" w:themeColor="accent1"/>
+      <w:sz w:val="24"/>
+      <w:szCs w:val="24"/>
+    </w:rPr>
+  </w:style>
+  <w:style w:type="paragraph" w:styleId="708">
+    <w:name w:val="Heading 6"/>
+    <w:basedOn w:val="692"/>
+    <w:next w:val="693"/>
+    <w:uiPriority w:val="9"/>
+    <w:unhideWhenUsed/>
+    <w:qFormat/>
+    <w:pPr>
+      <w:keepNext w:val="true"/>
+      <w:keepLines w:val="true"/>
+      <w:pBdr/>
+      <w:spacing w:after="0" w:before="200"/>
+      <w:ind/>
+      <w:outlineLvl w:val="5"/>
+    </w:pPr>
+    <w:rPr>
+      <w:rFonts w:asciiTheme="majorHAnsi" w:hAnsiTheme="majorHAnsi" w:eastAsiaTheme="majorEastAsia" w:cstheme="majorBidi"/>
+      <w:color w:val="4f81bd" w:themeColor="accent1"/>
+      <w:sz w:val="24"/>
+      <w:szCs w:val="24"/>
+    </w:rPr>
+  </w:style>
+  <w:style w:type="paragraph" w:styleId="709">
+    <w:name w:val="Heading 7"/>
+    <w:basedOn w:val="692"/>
+    <w:next w:val="693"/>
+    <w:uiPriority w:val="9"/>
+    <w:unhideWhenUsed/>
+    <w:qFormat/>
+    <w:pPr>
+      <w:keepNext w:val="true"/>
+      <w:keepLines w:val="true"/>
+      <w:pBdr/>
+      <w:spacing w:after="0" w:before="200"/>
+      <w:ind/>
+      <w:outlineLvl w:val="6"/>
+    </w:pPr>
+    <w:rPr>
+      <w:rFonts w:asciiTheme="majorHAnsi" w:hAnsiTheme="majorHAnsi" w:eastAsiaTheme="majorEastAsia" w:cstheme="majorBidi"/>
+      <w:color w:val="4f81bd" w:themeColor="accent1"/>
+      <w:sz w:val="24"/>
+      <w:szCs w:val="24"/>
+    </w:rPr>
+  </w:style>
+  <w:style w:type="paragraph" w:styleId="710">
+    <w:name w:val="Heading 8"/>
+    <w:basedOn w:val="692"/>
+    <w:next w:val="693"/>
+    <w:uiPriority w:val="9"/>
+    <w:unhideWhenUsed/>
+    <w:qFormat/>
+    <w:pPr>
+      <w:keepNext w:val="true"/>
+      <w:keepLines w:val="true"/>
+      <w:pBdr/>
+      <w:spacing w:after="0" w:before="200"/>
+      <w:ind/>
+      <w:outlineLvl w:val="7"/>
+    </w:pPr>
+    <w:rPr>
+      <w:rFonts w:asciiTheme="majorHAnsi" w:hAnsiTheme="majorHAnsi" w:eastAsiaTheme="majorEastAsia" w:cstheme="majorBidi"/>
+      <w:color w:val="4f81bd" w:themeColor="accent1"/>
+      <w:sz w:val="24"/>
+      <w:szCs w:val="24"/>
+    </w:rPr>
+  </w:style>
+  <w:style w:type="paragraph" w:styleId="711">
+    <w:name w:val="Heading 9"/>
+    <w:basedOn w:val="692"/>
+    <w:next w:val="693"/>
+    <w:uiPriority w:val="9"/>
+    <w:unhideWhenUsed/>
+    <w:qFormat/>
+    <w:pPr>
+      <w:keepNext w:val="true"/>
+      <w:keepLines w:val="true"/>
+      <w:pBdr/>
+      <w:spacing w:after="0" w:before="200"/>
+      <w:ind/>
+      <w:outlineLvl w:val="8"/>
+    </w:pPr>
+    <w:rPr>
+      <w:rFonts w:asciiTheme="majorHAnsi" w:hAnsiTheme="majorHAnsi" w:eastAsiaTheme="majorEastAsia" w:cstheme="majorBidi"/>
+      <w:color w:val="4f81bd" w:themeColor="accent1"/>
+      <w:sz w:val="24"/>
+      <w:szCs w:val="24"/>
+    </w:rPr>
+  </w:style>
+  <w:style w:type="paragraph" w:styleId="712">
+    <w:name w:val="Block Text"/>
+    <w:basedOn w:val="693"/>
+    <w:next w:val="693"/>
+    <w:uiPriority w:val="9"/>
+    <w:unhideWhenUsed/>
+    <w:qFormat/>
+    <w:pPr>
+      <w:pBdr/>
+      <w:spacing w:after="100" w:before="100"/>
+      <w:ind w:right="480" w:firstLine="0" w:left="480"/>
+    </w:pPr>
+  </w:style>
+  <w:style w:type="paragraph" w:styleId="713">
+    <w:name w:val="footnote text"/>
+    <w:basedOn w:val="692"/>
+    <w:next w:val="713"/>
+    <w:uiPriority w:val="9"/>
+    <w:unhideWhenUsed/>
+    <w:qFormat/>
+    <w:pPr>
+      <w:pBdr/>
+      <w:spacing/>
+      <w:ind/>
+    </w:pPr>
+  </w:style>
+  <w:style w:type="paragraph" w:styleId="714">
+    <w:name w:val="Footnote Block Text"/>
+    <w:uiPriority w:val="9"/>
+    <w:unhideWhenUsed/>
+    <w:qFormat/>
+    <w:pPr>
+      <w:pBdr/>
+      <w:spacing w:after="100" w:before="100"/>
+      <w:ind w:right="480" w:firstLine="0" w:left="480"/>
+    </w:pPr>
+  </w:style>
+  <w:style w:type="character" w:styleId="715" w:default="1">
+    <w:name w:val="Default Paragraph Font"/>
+    <w:semiHidden/>
+    <w:unhideWhenUsed/>
+    <w:pPr>
+      <w:pBdr/>
+      <w:spacing/>
+      <w:ind/>
+    </w:pPr>
+  </w:style>
+  <w:style w:type="table" w:styleId="716">
+    <w:name w:val="Table"/>
+    <w:semiHidden/>
+    <w:unhideWhenUsed/>
+    <w:qFormat/>
+    <w:pPr>
+      <w:pBdr/>
+      <w:spacing/>
+      <w:ind/>
+    </w:pPr>
+    <w:tblPr>
+      <w:tblInd w:w="0" w:type="dxa"/>
+      <w:tblCellMar>
+        <w:left w:w="108" w:type="dxa"/>
+        <w:top w:w="0" w:type="dxa"/>
+        <w:right w:w="108" w:type="dxa"/>
+        <w:bottom w:w="0" w:type="dxa"/>
+      </w:tblCellMar>
+      <w:tblBorders/>
+    </w:tblPr>
+    <w:tcPr>
+      <w:tcBorders/>
+    </w:tcPr>
+    <w:tblStylePr w:type="band1Horz">
+      <w:pPr>
+        <w:pBdr/>
+        <w:spacing/>
+        <w:ind/>
+      </w:pPr>
+      <w:tblPr>
+        <w:tblBorders/>
+      </w:tblPr>
+      <w:tcPr>
+        <w:tcBorders/>
+      </w:tcPr>
+    </w:tblStylePr>
+    <w:tblStylePr w:type="band1Vert">
+      <w:pPr>
+        <w:pBdr/>
+        <w:spacing/>
+        <w:ind/>
+      </w:pPr>
+      <w:tblPr>
+        <w:tblBorders/>
+      </w:tblPr>
+      <w:tcPr>
+        <w:tcBorders/>
+      </w:tcPr>
+    </w:tblStylePr>
+    <w:tblStylePr w:type="band2Horz">
+      <w:pPr>
+        <w:pBdr/>
+        <w:spacing/>
+        <w:ind/>
+      </w:pPr>
+      <w:tblPr>
+        <w:tblBorders/>
+      </w:tblPr>
+      <w:tcPr>
+        <w:tcBorders/>
+      </w:tcPr>
+    </w:tblStylePr>
+    <w:tblStylePr w:type="band2Vert">
+      <w:pPr>
+        <w:pBdr/>
+        <w:spacing/>
+        <w:ind/>
+      </w:pPr>
+      <w:tblPr>
+        <w:tblBorders/>
+      </w:tblPr>
+      <w:tcPr>
+        <w:tcBorders/>
+      </w:tcPr>
+    </w:tblStylePr>
+    <w:tblStylePr w:type="firstCol">
+      <w:pPr>
+        <w:pBdr/>
+        <w:spacing/>
+        <w:ind/>
+      </w:pPr>
+      <w:tblPr>
+        <w:tblBorders/>
+      </w:tblPr>
+      <w:tcPr>
+        <w:tcBorders/>
+      </w:tcPr>
+    </w:tblStylePr>
+    <w:tblStylePr w:type="firstRow">
+      <w:pPr>
+        <w:pBdr/>
+        <w:spacing/>
+        <w:ind/>
+      </w:pPr>
+      <w:tblPr>
+        <w:tblInd w:w="0" w:type="dxa"/>
+        <w:tblBorders/>
+      </w:tblPr>
+      <w:trPr>
+        <w:jc w:val="left"/>
+      </w:trPr>
+      <w:tcPr>
+        <w:tcBorders>
+          <w:bottom w:val="single" w:color="000000" w:sz="4" w:space="0"/>
+        </w:tcBorders>
+        <w:vAlign w:val="bottom"/>
+      </w:tcPr>
+    </w:tblStylePr>
+    <w:tblStylePr w:type="lastCol">
+      <w:pPr>
+        <w:pBdr/>
+        <w:spacing/>
+        <w:ind/>
+      </w:pPr>
+      <w:tblPr>
+        <w:tblBorders/>
+      </w:tblPr>
+      <w:tcPr>
+        <w:tcBorders/>
+      </w:tcPr>
+    </w:tblStylePr>
+    <w:tblStylePr w:type="lastRow">
+      <w:pPr>
+        <w:pBdr/>
+        <w:spacing/>
+        <w:ind/>
+      </w:pPr>
+      <w:tblPr>
+        <w:tblBorders/>
+      </w:tblPr>
+      <w:tcPr>
+        <w:tcBorders/>
+      </w:tcPr>
+    </w:tblStylePr>
+    <w:tblStylePr w:type="nwCell">
+      <w:pPr>
+        <w:pBdr/>
+        <w:spacing/>
+        <w:ind/>
+      </w:pPr>
+      <w:tblPr>
+        <w:tblBorders/>
+      </w:tblPr>
+      <w:tcPr>
+        <w:tcBorders/>
+      </w:tcPr>
+    </w:tblStylePr>
+    <w:tblStylePr w:type="neCell">
+      <w:pPr>
+        <w:pBdr/>
+        <w:spacing/>
+        <w:ind/>
+      </w:pPr>
+      <w:tblPr>
+        <w:tblBorders/>
+      </w:tblPr>
+      <w:tcPr>
+        <w:tcBorders/>
+      </w:tcPr>
+    </w:tblStylePr>
+    <w:tblStylePr w:type="swCell">
+      <w:pPr>
+        <w:pBdr/>
+        <w:spacing/>
+        <w:ind/>
+      </w:pPr>
+      <w:tblPr>
+        <w:tblBorders/>
+      </w:tblPr>
+      <w:tcPr>
+        <w:tcBorders/>
+      </w:tcPr>
+    </w:tblStylePr>
+    <w:tblStylePr w:type="seCell">
+      <w:pPr>
+        <w:pBdr/>
+        <w:spacing/>
+        <w:ind/>
+      </w:pPr>
+      <w:tblPr>
+        <w:tblBorders/>
+      </w:tblPr>
+      <w:tcPr>
+        <w:tcBorders/>
+      </w:tcPr>
+    </w:tblStylePr>
+    <w:tblStylePr w:type="wholeTable">
+      <w:pPr>
+        <w:pBdr/>
+        <w:spacing/>
+        <w:ind/>
+      </w:pPr>
+      <w:tblPr>
+        <w:tblBorders/>
+      </w:tblPr>
+      <w:tcPr>
+        <w:tcBorders/>
+      </w:tcPr>
+    </w:tblStylePr>
+  </w:style>
+  <w:style w:type="paragraph" w:styleId="717" w:customStyle="1">
+    <w:name w:val="Definition Term"/>
+    <w:basedOn w:val="692"/>
+    <w:next w:val="718"/>
+    <w:pPr>
+      <w:keepNext w:val="true"/>
+      <w:keepLines w:val="true"/>
+      <w:pBdr/>
+      <w:spacing w:after="0"/>
+      <w:ind/>
+    </w:pPr>
+    <w:rPr>
+      <w:b/>
+    </w:rPr>
+  </w:style>
+  <w:style w:type="paragraph" w:styleId="718" w:customStyle="1">
+    <w:name w:val="Definition"/>
+    <w:basedOn w:val="692"/>
+    <w:pPr>
+      <w:pBdr/>
+      <w:spacing/>
+      <w:ind/>
+    </w:pPr>
+  </w:style>
+  <w:style w:type="paragraph" w:styleId="719">
+    <w:name w:val="Caption"/>
+    <w:basedOn w:val="692"/>
+    <w:link w:val="724"/>
+    <w:pPr>
+      <w:pBdr/>
+      <w:spacing w:after="120" w:before="0"/>
+      <w:ind/>
+    </w:pPr>
+    <w:rPr>
+      <w:i/>
+    </w:rPr>
+  </w:style>
+  <w:style w:type="paragraph" w:styleId="720" w:customStyle="1">
+    <w:name w:val="Table Caption"/>
+    <w:basedOn w:val="719"/>
+    <w:pPr>
+      <w:keepNext w:val="true"/>
+      <w:pBdr/>
+      <w:spacing/>
+      <w:ind/>
+    </w:pPr>
+  </w:style>
+  <w:style w:type="paragraph" w:styleId="721" w:customStyle="1">
+    <w:name w:val="Image Caption"/>
+    <w:basedOn w:val="719"/>
+    <w:pPr>
+      <w:pBdr/>
+      <w:spacing/>
+      <w:ind/>
+    </w:pPr>
+  </w:style>
+  <w:style w:type="paragraph" w:styleId="722" w:customStyle="1">
+    <w:name w:val="Figure"/>
+    <w:basedOn w:val="692"/>
+    <w:pPr>
+      <w:pBdr/>
+      <w:spacing/>
+      <w:ind/>
+    </w:pPr>
+  </w:style>
+  <w:style w:type="paragraph" w:styleId="723" w:customStyle="1">
+    <w:name w:val="Captioned Figure"/>
+    <w:basedOn w:val="722"/>
+    <w:pPr>
+      <w:keepNext w:val="true"/>
+      <w:pBdr/>
+      <w:spacing/>
+      <w:ind/>
+    </w:pPr>
+  </w:style>
+  <w:style w:type="character" w:styleId="724" w:customStyle="1">
+    <w:name w:val="Body Text Char"/>
+    <w:basedOn w:val="715"/>
+    <w:link w:val="693"/>
+    <w:pPr>
+      <w:pBdr/>
+      <w:spacing/>
+      <w:ind/>
+    </w:pPr>
+  </w:style>
+  <w:style w:type="character" w:styleId="725" w:customStyle="1">
+    <w:name w:val="Verbatim Char"/>
+    <w:basedOn w:val="724"/>
+    <w:pPr>
+      <w:pBdr/>
+      <w:spacing/>
+      <w:ind/>
+    </w:pPr>
+    <w:rPr>
+      <w:rFonts w:ascii="Consolas" w:hAnsi="Consolas"/>
+      <w:sz w:val="22"/>
+    </w:rPr>
+  </w:style>
+  <w:style w:type="character" w:styleId="726" w:customStyle="1">
+    <w:name w:val="Section Number"/>
+    <w:basedOn w:val="724"/>
+    <w:pPr>
+      <w:pBdr/>
+      <w:spacing/>
+      <w:ind/>
+    </w:pPr>
+  </w:style>
+  <w:style w:type="character" w:styleId="727">
+    <w:name w:val="footnote reference"/>
+    <w:basedOn w:val="724"/>
+    <w:pPr>
+      <w:pBdr/>
+      <w:spacing/>
+      <w:ind/>
+    </w:pPr>
+    <w:rPr>
+      <w:vertAlign w:val="superscript"/>
+    </w:rPr>
+  </w:style>
+  <w:style w:type="character" w:styleId="728">
+    <w:name w:val="Hyperlink"/>
+    <w:basedOn w:val="724"/>
+    <w:pPr>
+      <w:pBdr/>
+      <w:spacing/>
+      <w:ind/>
+    </w:pPr>
+    <w:rPr>
+      <w:color w:val="4f81bd" w:themeColor="accent1"/>
+    </w:rPr>
+  </w:style>
+  <w:style w:type="paragraph" w:styleId="729">
+    <w:name w:val="TOC Heading"/>
+    <w:basedOn w:val="703"/>
+    <w:next w:val="693"/>
+    <w:uiPriority w:val="39"/>
+    <w:unhideWhenUsed/>
+    <w:qFormat/>
+    <w:pPr>
+      <w:pBdr/>
+      <w:spacing w:before="240" w:line="259" w:lineRule="auto"/>
+      <w:ind/>
+      <w:outlineLvl w:val="9"/>
+    </w:pPr>
+    <w:rPr>
+      <w:rFonts w:asciiTheme="majorHAnsi" w:hAnsiTheme="majorHAnsi" w:eastAsiaTheme="majorEastAsia" w:cstheme="majorBidi"/>
+      <w:b w:val="0"/>
+      <w:bCs w:val="0"/>
+      <w:color w:val="365f91" w:themeColor="accent1" w:themeShade="BF"/>
+    </w:rPr>
+  </w:style>
+  <w:style w:type="paragraph" w:styleId="730" w:customStyle="1">
+    <w:name w:val="Source Code"/>
+    <w:basedOn w:val="692"/>
+    <w:link w:val="725"/>
+    <w:pPr>
+      <w:pBdr/>
+      <w:spacing/>
+      <w:ind/>
+    </w:pPr>
+  </w:style>
+  <w:style w:type="character" w:styleId="731" w:customStyle="1">
+    <w:name w:val="KeywordTok"/>
+    <w:basedOn w:val="725"/>
+    <w:pPr>
+      <w:pBdr/>
+      <w:spacing/>
+      <w:ind/>
+    </w:pPr>
+    <w:rPr>
+      <w:b/>
+      <w:color w:val="007020"/>
+    </w:rPr>
+  </w:style>
+  <w:style w:type="character" w:styleId="732" w:customStyle="1">
+    <w:name w:val="DataTypeTok"/>
+    <w:basedOn w:val="725"/>
+    <w:pPr>
+      <w:pBdr/>
+      <w:spacing/>
+      <w:ind/>
+    </w:pPr>
+    <w:rPr>
+      <w:color w:val="902000"/>
+    </w:rPr>
+  </w:style>
+  <w:style w:type="character" w:styleId="733" w:customStyle="1">
+    <w:name w:val="DecValTok"/>
+    <w:basedOn w:val="725"/>
+    <w:pPr>
+      <w:pBdr/>
+      <w:spacing/>
+      <w:ind/>
+    </w:pPr>
+    <w:rPr>
+      <w:color w:val="40a070"/>
+    </w:rPr>
+  </w:style>
+  <w:style w:type="character" w:styleId="734" w:customStyle="1">
+    <w:name w:val="BaseNTok"/>
+    <w:basedOn w:val="725"/>
+    <w:pPr>
+      <w:pBdr/>
+      <w:spacing/>
+      <w:ind/>
+    </w:pPr>
+    <w:rPr>
+      <w:color w:val="40a070"/>
+    </w:rPr>
+  </w:style>
+  <w:style w:type="character" w:styleId="735" w:customStyle="1">
+    <w:name w:val="FloatTok"/>
+    <w:basedOn w:val="725"/>
+    <w:pPr>
+      <w:pBdr/>
+      <w:spacing/>
+      <w:ind/>
+    </w:pPr>
+    <w:rPr>
+      <w:color w:val="40a070"/>
+    </w:rPr>
+  </w:style>
+  <w:style w:type="character" w:styleId="736" w:customStyle="1">
+    <w:name w:val="ConstantTok"/>
+    <w:basedOn w:val="725"/>
+    <w:pPr>
+      <w:pBdr/>
+      <w:spacing/>
+      <w:ind/>
+    </w:pPr>
+    <w:rPr>
+      <w:color w:val="880000"/>
+    </w:rPr>
+  </w:style>
+  <w:style w:type="character" w:styleId="737" w:customStyle="1">
+    <w:name w:val="CharTok"/>
+    <w:basedOn w:val="725"/>
+    <w:pPr>
+      <w:pBdr/>
+      <w:spacing/>
+      <w:ind/>
+    </w:pPr>
+    <w:rPr>
+      <w:color w:val="4070a0"/>
+    </w:rPr>
+  </w:style>
+  <w:style w:type="character" w:styleId="738" w:customStyle="1">
+    <w:name w:val="SpecialCharTok"/>
+    <w:basedOn w:val="725"/>
+    <w:pPr>
+      <w:pBdr/>
+      <w:spacing/>
+      <w:ind/>
+    </w:pPr>
+    <w:rPr>
+      <w:color w:val="4070a0"/>
+    </w:rPr>
+  </w:style>
+  <w:style w:type="character" w:styleId="739" w:customStyle="1">
+    <w:name w:val="StringTok"/>
+    <w:basedOn w:val="725"/>
+    <w:pPr>
+      <w:pBdr/>
+      <w:spacing/>
+      <w:ind/>
+    </w:pPr>
+    <w:rPr>
+      <w:color w:val="4070a0"/>
+    </w:rPr>
+  </w:style>
+  <w:style w:type="character" w:styleId="740" w:customStyle="1">
+    <w:name w:val="VerbatimStringTok"/>
+    <w:basedOn w:val="725"/>
+    <w:pPr>
+      <w:pBdr/>
+      <w:spacing/>
+      <w:ind/>
+    </w:pPr>
+    <w:rPr>
+      <w:color w:val="4070a0"/>
+    </w:rPr>
+  </w:style>
+  <w:style w:type="character" w:styleId="741" w:customStyle="1">
+    <w:name w:val="SpecialStringTok"/>
+    <w:basedOn w:val="725"/>
+    <w:pPr>
+      <w:pBdr/>
+      <w:spacing/>
+      <w:ind/>
+    </w:pPr>
+    <w:rPr>
+      <w:color w:val="bb6688"/>
+    </w:rPr>
+  </w:style>
+  <w:style w:type="character" w:styleId="742" w:customStyle="1">
+    <w:name w:val="ImportTok"/>
+    <w:basedOn w:val="725"/>
+    <w:pPr>
+      <w:pBdr/>
+      <w:spacing/>
+      <w:ind/>
+    </w:pPr>
+    <w:rPr>
+      <w:b/>
+      <w:color w:val="008000"/>
+    </w:rPr>
+  </w:style>
+  <w:style w:type="character" w:styleId="743" w:customStyle="1">
+    <w:name w:val="CommentTok"/>
+    <w:basedOn w:val="725"/>
+    <w:pPr>
+      <w:pBdr/>
+      <w:spacing/>
+      <w:ind/>
+    </w:pPr>
+    <w:rPr>
+      <w:i/>
+      <w:color w:val="60a0b0"/>
+    </w:rPr>
+  </w:style>
+  <w:style w:type="character" w:styleId="744" w:customStyle="1">
+    <w:name w:val="DocumentationTok"/>
+    <w:basedOn w:val="725"/>
+    <w:pPr>
+      <w:pBdr/>
+      <w:spacing/>
+      <w:ind/>
+    </w:pPr>
+    <w:rPr>
+      <w:i/>
+      <w:color w:val="ba2121"/>
+    </w:rPr>
+  </w:style>
+  <w:style w:type="character" w:styleId="745" w:customStyle="1">
+    <w:name w:val="AnnotationTok"/>
+    <w:basedOn w:val="725"/>
+    <w:pPr>
+      <w:pBdr/>
+      <w:spacing/>
+      <w:ind/>
+    </w:pPr>
+    <w:rPr>
+      <w:b/>
+      <w:i/>
+      <w:color w:val="60a0b0"/>
+    </w:rPr>
+  </w:style>
+  <w:style w:type="character" w:styleId="746" w:customStyle="1">
+    <w:name w:val="CommentVarTok"/>
+    <w:basedOn w:val="725"/>
+    <w:pPr>
+      <w:pBdr/>
+      <w:spacing/>
+      <w:ind/>
+    </w:pPr>
+    <w:rPr>
+      <w:b/>
+      <w:i/>
+      <w:color w:val="60a0b0"/>
+    </w:rPr>
+  </w:style>
+  <w:style w:type="character" w:styleId="747" w:customStyle="1">
+    <w:name w:val="OtherTok"/>
+    <w:basedOn w:val="725"/>
+    <w:pPr>
+      <w:pBdr/>
+      <w:spacing/>
+      <w:ind/>
+    </w:pPr>
+    <w:rPr>
+      <w:color w:val="007020"/>
+    </w:rPr>
+  </w:style>
+  <w:style w:type="character" w:styleId="748" w:customStyle="1">
+    <w:name w:val="FunctionTok"/>
+    <w:basedOn w:val="725"/>
+    <w:pPr>
+      <w:pBdr/>
+      <w:spacing/>
+      <w:ind/>
+    </w:pPr>
+    <w:rPr>
+      <w:color w:val="06287e"/>
+    </w:rPr>
+  </w:style>
+  <w:style w:type="character" w:styleId="749" w:customStyle="1">
+    <w:name w:val="VariableTok"/>
+    <w:basedOn w:val="725"/>
+    <w:pPr>
+      <w:pBdr/>
+      <w:spacing/>
+      <w:ind/>
+    </w:pPr>
+    <w:rPr>
+      <w:color w:val="19177c"/>
+    </w:rPr>
+  </w:style>
+  <w:style w:type="character" w:styleId="750" w:customStyle="1">
+    <w:name w:val="ControlFlowTok"/>
+    <w:basedOn w:val="725"/>
+    <w:pPr>
+      <w:pBdr/>
+      <w:spacing/>
+      <w:ind/>
+    </w:pPr>
+    <w:rPr>
+      <w:b/>
+      <w:color w:val="007020"/>
+    </w:rPr>
+  </w:style>
+  <w:style w:type="character" w:styleId="751" w:customStyle="1">
+    <w:name w:val="OperatorTok"/>
+    <w:basedOn w:val="725"/>
+    <w:pPr>
+      <w:pBdr/>
+      <w:spacing/>
+      <w:ind/>
+    </w:pPr>
+    <w:rPr>
+      <w:color w:val="666666"/>
+    </w:rPr>
+  </w:style>
+  <w:style w:type="character" w:styleId="752" w:customStyle="1">
+    <w:name w:val="BuiltInTok"/>
+    <w:basedOn w:val="725"/>
+    <w:pPr>
+      <w:pBdr/>
+      <w:spacing/>
+      <w:ind/>
+    </w:pPr>
+    <w:rPr>
+      <w:color w:val="008000"/>
+    </w:rPr>
+  </w:style>
+  <w:style w:type="character" w:styleId="753" w:customStyle="1">
+    <w:name w:val="ExtensionTok"/>
+    <w:basedOn w:val="725"/>
+    <w:pPr>
+      <w:pBdr/>
+      <w:spacing/>
+      <w:ind/>
+    </w:pPr>
+  </w:style>
+  <w:style w:type="character" w:styleId="754" w:customStyle="1">
+    <w:name w:val="PreprocessorTok"/>
+    <w:basedOn w:val="725"/>
+    <w:pPr>
+      <w:pBdr/>
+      <w:spacing/>
+      <w:ind/>
+    </w:pPr>
+    <w:rPr>
+      <w:color w:val="bc7a00"/>
+    </w:rPr>
+  </w:style>
+  <w:style w:type="character" w:styleId="755" w:customStyle="1">
+    <w:name w:val="AttributeTok"/>
+    <w:basedOn w:val="725"/>
+    <w:pPr>
+      <w:pBdr/>
+      <w:spacing/>
+      <w:ind/>
+    </w:pPr>
+    <w:rPr>
+      <w:color w:val="7d9029"/>
+    </w:rPr>
+  </w:style>
+  <w:style w:type="character" w:styleId="756" w:customStyle="1">
+    <w:name w:val="RegionMarkerTok"/>
+    <w:basedOn w:val="725"/>
+    <w:pPr>
+      <w:pBdr/>
+      <w:spacing/>
+      <w:ind/>
+    </w:pPr>
+  </w:style>
+  <w:style w:type="character" w:styleId="757" w:customStyle="1">
+    <w:name w:val="InformationTok"/>
+    <w:basedOn w:val="725"/>
+    <w:pPr>
+      <w:pBdr/>
+      <w:spacing/>
+      <w:ind/>
+    </w:pPr>
+    <w:rPr>
+      <w:b/>
+      <w:i/>
+      <w:color w:val="60a0b0"/>
+    </w:rPr>
+  </w:style>
+  <w:style w:type="character" w:styleId="758" w:customStyle="1">
+    <w:name w:val="WarningTok"/>
+    <w:basedOn w:val="725"/>
+    <w:pPr>
+      <w:pBdr/>
+      <w:spacing/>
+      <w:ind/>
+    </w:pPr>
+    <w:rPr>
+      <w:b/>
+      <w:i/>
+      <w:color w:val="60a0b0"/>
+    </w:rPr>
+  </w:style>
+  <w:style w:type="character" w:styleId="759" w:customStyle="1">
+    <w:name w:val="AlertTok"/>
+    <w:basedOn w:val="725"/>
+    <w:pPr>
+      <w:pBdr/>
+      <w:spacing/>
+      <w:ind/>
+    </w:pPr>
+    <w:rPr>
+      <w:b/>
+      <w:color w:val="ff0000"/>
+    </w:rPr>
+  </w:style>
+  <w:style w:type="character" w:styleId="760" w:customStyle="1">
+    <w:name w:val="ErrorTok"/>
+    <w:basedOn w:val="725"/>
+    <w:pPr>
+      <w:pBdr/>
+      <w:spacing/>
+      <w:ind/>
+    </w:pPr>
+    <w:rPr>
+      <w:b/>
+      <w:color w:val="ff0000"/>
+    </w:rPr>
+  </w:style>
+  <w:style w:type="character" w:styleId="761" w:customStyle="1">
+    <w:name w:val="NormalTok"/>
+    <w:basedOn w:val="725"/>
+    <w:pPr>
+      <w:pBdr/>
+      <w:spacing/>
+      <w:ind/>
+    </w:pPr>
   </w:style>
 </w:styles>
 </file>
